--- a/public/labs/pmzi/ЛР6_ПМЗІ_Реалізація_алгоритму_RSA.docx
+++ b/public/labs/pmzi/ЛР6_ПМЗІ_Реалізація_алгоритму_RSA.docx
@@ -15,7 +15,7 @@
         <w:pStyle w:val="Subtitle"/>
       </w:pPr>
       <w:r>
-        <w:t xml:space="preserve">Реалізація алгоритму RSA</w:t>
+        <w:t xml:space="preserve">Реалізація асиметричного алгоритму шифрування RSA. Програмна реалізація</w:t>
       </w:r>
     </w:p>
     <w:p>
@@ -51,7 +51,7 @@
         <w:t xml:space="preserve"> </w:t>
       </w:r>
       <w:r>
-        <w:t xml:space="preserve">ПК з встановленим C++ компілятором або Python 3; Середовище розробки (Visual Studio, VS Code, PyCharm); Калькулятор для модульної арифметики.</w:t>
+        <w:t xml:space="preserve">ПК з встановленим C++ компілятором (MSVC, MinGW або GCC); Середовище розробки (Visual Studio, VS Code); Калькулятор для модульної арифметики.</w:t>
       </w:r>
     </w:p>
     <w:p>
@@ -1065,13 +1065,13 @@
         <w:t xml:space="preserve">Приклад виконання</w:t>
       </w:r>
     </w:p>
-    <w:bookmarkStart w:id="16" w:name="крок-1.-допоміжні-функції-python"/>
+    <w:bookmarkStart w:id="16" w:name="крок-1.-допоміжні-функції"/>
     <w:p>
       <w:pPr>
         <w:pStyle w:val="Heading3"/>
       </w:pPr>
       <w:r>
-        <w:t xml:space="preserve">Крок 1. Допоміжні функції (Python)</w:t>
+        <w:t xml:space="preserve">Крок 1. Допоміжні функції</w:t>
       </w:r>
     </w:p>
     <w:p>
@@ -1082,745 +1082,901 @@
         <w:rPr>
           <w:rStyle w:val="VerbatimChar"/>
         </w:rPr>
-        <w:t xml:space="preserve">from typing import Tuple</w:t>
-      </w:r>
-      <w:r>
-        <w:br/>
-      </w:r>
-      <w:r>
-        <w:rPr>
-          <w:rStyle w:val="VerbatimChar"/>
-        </w:rPr>
-        <w:t xml:space="preserve">import random</w:t>
-      </w:r>
-      <w:r>
-        <w:br/>
-      </w:r>
-      <w:r>
-        <w:br/>
-      </w:r>
-      <w:r>
-        <w:rPr>
-          <w:rStyle w:val="VerbatimChar"/>
-        </w:rPr>
-        <w:t xml:space="preserve">def gcd(a: int, b: int) -&gt; int:</w:t>
-      </w:r>
-      <w:r>
-        <w:br/>
-      </w:r>
-      <w:r>
-        <w:rPr>
-          <w:rStyle w:val="VerbatimChar"/>
-        </w:rPr>
-        <w:t xml:space="preserve">    """Найбільший спільний дільник (алгоритм Евкліда)."""</w:t>
-      </w:r>
-      <w:r>
-        <w:br/>
-      </w:r>
-      <w:r>
-        <w:rPr>
-          <w:rStyle w:val="VerbatimChar"/>
-        </w:rPr>
-        <w:t xml:space="preserve">    while b:</w:t>
-      </w:r>
-      <w:r>
-        <w:br/>
-      </w:r>
-      <w:r>
-        <w:rPr>
-          <w:rStyle w:val="VerbatimChar"/>
-        </w:rPr>
-        <w:t xml:space="preserve">        a, b = b, a % b</w:t>
-      </w:r>
-      <w:r>
-        <w:br/>
-      </w:r>
-      <w:r>
-        <w:rPr>
-          <w:rStyle w:val="VerbatimChar"/>
-        </w:rPr>
-        <w:t xml:space="preserve">    return a</w:t>
-      </w:r>
-      <w:r>
-        <w:br/>
-      </w:r>
-      <w:r>
-        <w:br/>
-      </w:r>
-      <w:r>
-        <w:rPr>
-          <w:rStyle w:val="VerbatimChar"/>
-        </w:rPr>
-        <w:t xml:space="preserve">def extended_gcd(a: int, b: int) -&gt; Tuple[int, int, int]:</w:t>
-      </w:r>
-      <w:r>
-        <w:br/>
-      </w:r>
-      <w:r>
-        <w:rPr>
-          <w:rStyle w:val="VerbatimChar"/>
-        </w:rPr>
-        <w:t xml:space="preserve">    """</w:t>
-      </w:r>
-      <w:r>
-        <w:br/>
-      </w:r>
-      <w:r>
-        <w:rPr>
-          <w:rStyle w:val="VerbatimChar"/>
-        </w:rPr>
-        <w:t xml:space="preserve">    Розширений алгоритм Евкліда.</w:t>
-      </w:r>
-      <w:r>
-        <w:br/>
-      </w:r>
-      <w:r>
-        <w:rPr>
-          <w:rStyle w:val="VerbatimChar"/>
-        </w:rPr>
-        <w:t xml:space="preserve">    Повертає (gcd, x, y) такі, що a*x + b*y = gcd</w:t>
-      </w:r>
-      <w:r>
-        <w:br/>
-      </w:r>
-      <w:r>
-        <w:rPr>
-          <w:rStyle w:val="VerbatimChar"/>
-        </w:rPr>
-        <w:t xml:space="preserve">    """</w:t>
-      </w:r>
-      <w:r>
-        <w:br/>
-      </w:r>
-      <w:r>
-        <w:rPr>
-          <w:rStyle w:val="VerbatimChar"/>
-        </w:rPr>
-        <w:t xml:space="preserve">    if a == 0:</w:t>
-      </w:r>
-      <w:r>
-        <w:br/>
-      </w:r>
-      <w:r>
-        <w:rPr>
-          <w:rStyle w:val="VerbatimChar"/>
-        </w:rPr>
-        <w:t xml:space="preserve">        return b, 0, 1</w:t>
-      </w:r>
-      <w:r>
-        <w:br/>
-      </w:r>
-      <w:r>
-        <w:br/>
-      </w:r>
-      <w:r>
-        <w:rPr>
-          <w:rStyle w:val="VerbatimChar"/>
-        </w:rPr>
-        <w:t xml:space="preserve">    gcd_val, x1, y1 = extended_gcd(b % a, a)</w:t>
-      </w:r>
-      <w:r>
-        <w:br/>
-      </w:r>
-      <w:r>
-        <w:rPr>
-          <w:rStyle w:val="VerbatimChar"/>
-        </w:rPr>
-        <w:t xml:space="preserve">    x = y1 - (b // a) * x1</w:t>
-      </w:r>
-      <w:r>
-        <w:br/>
-      </w:r>
-      <w:r>
-        <w:rPr>
-          <w:rStyle w:val="VerbatimChar"/>
-        </w:rPr>
-        <w:t xml:space="preserve">    y = x1</w:t>
-      </w:r>
-      <w:r>
-        <w:br/>
-      </w:r>
-      <w:r>
-        <w:br/>
-      </w:r>
-      <w:r>
-        <w:rPr>
-          <w:rStyle w:val="VerbatimChar"/>
-        </w:rPr>
-        <w:t xml:space="preserve">    return gcd_val, x, y</w:t>
-      </w:r>
-      <w:r>
-        <w:br/>
-      </w:r>
-      <w:r>
-        <w:br/>
-      </w:r>
-      <w:r>
-        <w:rPr>
-          <w:rStyle w:val="VerbatimChar"/>
-        </w:rPr>
-        <w:t xml:space="preserve">def mod_inverse(e: int, phi: int) -&gt; int:</w:t>
-      </w:r>
-      <w:r>
-        <w:br/>
-      </w:r>
-      <w:r>
-        <w:rPr>
-          <w:rStyle w:val="VerbatimChar"/>
-        </w:rPr>
-        <w:t xml:space="preserve">    """</w:t>
-      </w:r>
-      <w:r>
-        <w:br/>
-      </w:r>
-      <w:r>
-        <w:rPr>
-          <w:rStyle w:val="VerbatimChar"/>
-        </w:rPr>
-        <w:t xml:space="preserve">    Обчислює мультиплікативний обернений: d = e^(-1) mod phi</w:t>
-      </w:r>
-      <w:r>
-        <w:br/>
-      </w:r>
-      <w:r>
-        <w:rPr>
-          <w:rStyle w:val="VerbatimChar"/>
-        </w:rPr>
-        <w:t xml:space="preserve">    """</w:t>
-      </w:r>
-      <w:r>
-        <w:br/>
-      </w:r>
-      <w:r>
-        <w:rPr>
-          <w:rStyle w:val="VerbatimChar"/>
-        </w:rPr>
-        <w:t xml:space="preserve">    gcd_val, x, _ = extended_gcd(e, phi)</w:t>
-      </w:r>
-      <w:r>
-        <w:br/>
-      </w:r>
-      <w:r>
-        <w:br/>
-      </w:r>
-      <w:r>
-        <w:rPr>
-          <w:rStyle w:val="VerbatimChar"/>
-        </w:rPr>
-        <w:t xml:space="preserve">    if gcd_val != 1:</w:t>
-      </w:r>
-      <w:r>
-        <w:br/>
-      </w:r>
-      <w:r>
-        <w:rPr>
-          <w:rStyle w:val="VerbatimChar"/>
-        </w:rPr>
-        <w:t xml:space="preserve">        raise ValueError(f"Обернений не існує: gcd({e}, {phi}) = {gcd_val}")</w:t>
-      </w:r>
-      <w:r>
-        <w:br/>
-      </w:r>
-      <w:r>
-        <w:br/>
-      </w:r>
-      <w:r>
-        <w:rPr>
-          <w:rStyle w:val="VerbatimChar"/>
-        </w:rPr>
-        <w:t xml:space="preserve">    return x % phi</w:t>
-      </w:r>
-      <w:r>
-        <w:br/>
-      </w:r>
-      <w:r>
-        <w:br/>
-      </w:r>
-      <w:r>
-        <w:rPr>
-          <w:rStyle w:val="VerbatimChar"/>
-        </w:rPr>
-        <w:t xml:space="preserve">def mod_pow(base: int, exp: int, mod: int) -&gt; int:</w:t>
-      </w:r>
-      <w:r>
-        <w:br/>
-      </w:r>
-      <w:r>
-        <w:rPr>
-          <w:rStyle w:val="VerbatimChar"/>
-        </w:rPr>
-        <w:t xml:space="preserve">    """</w:t>
-      </w:r>
-      <w:r>
-        <w:br/>
-      </w:r>
-      <w:r>
-        <w:rPr>
-          <w:rStyle w:val="VerbatimChar"/>
-        </w:rPr>
-        <w:t xml:space="preserve">    Швидке модульне піднесення до степеня: base^exp mod mod</w:t>
-      </w:r>
-      <w:r>
-        <w:br/>
-      </w:r>
-      <w:r>
-        <w:rPr>
-          <w:rStyle w:val="VerbatimChar"/>
-        </w:rPr>
-        <w:t xml:space="preserve">    Метод square-and-multiply</w:t>
-      </w:r>
-      <w:r>
-        <w:br/>
-      </w:r>
-      <w:r>
-        <w:rPr>
-          <w:rStyle w:val="VerbatimChar"/>
-        </w:rPr>
-        <w:t xml:space="preserve">    """</w:t>
-      </w:r>
-      <w:r>
-        <w:br/>
-      </w:r>
-      <w:r>
-        <w:rPr>
-          <w:rStyle w:val="VerbatimChar"/>
-        </w:rPr>
-        <w:t xml:space="preserve">    result = 1</w:t>
-      </w:r>
-      <w:r>
-        <w:br/>
-      </w:r>
-      <w:r>
-        <w:rPr>
-          <w:rStyle w:val="VerbatimChar"/>
-        </w:rPr>
-        <w:t xml:space="preserve">    base = base % mod</w:t>
-      </w:r>
-      <w:r>
-        <w:br/>
-      </w:r>
-      <w:r>
-        <w:br/>
-      </w:r>
-      <w:r>
-        <w:rPr>
-          <w:rStyle w:val="VerbatimChar"/>
-        </w:rPr>
-        <w:t xml:space="preserve">    while exp &gt; 0:</w:t>
-      </w:r>
-      <w:r>
-        <w:br/>
-      </w:r>
-      <w:r>
-        <w:rPr>
-          <w:rStyle w:val="VerbatimChar"/>
-        </w:rPr>
-        <w:t xml:space="preserve">        # Якщо exp непарний, множимо result на base</w:t>
-      </w:r>
-      <w:r>
-        <w:br/>
-      </w:r>
-      <w:r>
-        <w:rPr>
-          <w:rStyle w:val="VerbatimChar"/>
-        </w:rPr>
-        <w:t xml:space="preserve">        if exp &amp; 1:</w:t>
-      </w:r>
-      <w:r>
-        <w:br/>
-      </w:r>
-      <w:r>
-        <w:rPr>
-          <w:rStyle w:val="VerbatimChar"/>
-        </w:rPr>
-        <w:t xml:space="preserve">            result = (result * base) % mod</w:t>
-      </w:r>
-      <w:r>
-        <w:br/>
-      </w:r>
-      <w:r>
-        <w:br/>
-      </w:r>
-      <w:r>
-        <w:rPr>
-          <w:rStyle w:val="VerbatimChar"/>
-        </w:rPr>
-        <w:t xml:space="preserve">        # exp стає парним</w:t>
-      </w:r>
-      <w:r>
-        <w:br/>
-      </w:r>
-      <w:r>
-        <w:rPr>
-          <w:rStyle w:val="VerbatimChar"/>
-        </w:rPr>
-        <w:t xml:space="preserve">        exp &gt;&gt;= 1</w:t>
-      </w:r>
-      <w:r>
-        <w:br/>
-      </w:r>
-      <w:r>
-        <w:rPr>
-          <w:rStyle w:val="VerbatimChar"/>
-        </w:rPr>
-        <w:t xml:space="preserve">        base = (base * base) % mod</w:t>
-      </w:r>
-      <w:r>
-        <w:br/>
-      </w:r>
-      <w:r>
-        <w:br/>
-      </w:r>
-      <w:r>
-        <w:rPr>
-          <w:rStyle w:val="VerbatimChar"/>
-        </w:rPr>
-        <w:t xml:space="preserve">    return result</w:t>
-      </w:r>
-      <w:r>
-        <w:br/>
-      </w:r>
-      <w:r>
-        <w:br/>
-      </w:r>
-      <w:r>
-        <w:rPr>
-          <w:rStyle w:val="VerbatimChar"/>
-        </w:rPr>
-        <w:t xml:space="preserve">def is_prime(n: int, k: int = 10) -&gt; bool:</w:t>
-      </w:r>
-      <w:r>
-        <w:br/>
-      </w:r>
-      <w:r>
-        <w:rPr>
-          <w:rStyle w:val="VerbatimChar"/>
-        </w:rPr>
-        <w:t xml:space="preserve">    """</w:t>
-      </w:r>
-      <w:r>
-        <w:br/>
-      </w:r>
-      <w:r>
-        <w:rPr>
-          <w:rStyle w:val="VerbatimChar"/>
-        </w:rPr>
-        <w:t xml:space="preserve">    Тест простоти Міллера-Рабіна.</w:t>
-      </w:r>
-      <w:r>
-        <w:br/>
-      </w:r>
-      <w:r>
-        <w:rPr>
-          <w:rStyle w:val="VerbatimChar"/>
-        </w:rPr>
-        <w:t xml:space="preserve">    k — кількість раундів тестування.</w:t>
-      </w:r>
-      <w:r>
-        <w:br/>
-      </w:r>
-      <w:r>
-        <w:rPr>
-          <w:rStyle w:val="VerbatimChar"/>
-        </w:rPr>
-        <w:t xml:space="preserve">    """</w:t>
-      </w:r>
-      <w:r>
-        <w:br/>
-      </w:r>
-      <w:r>
-        <w:rPr>
-          <w:rStyle w:val="VerbatimChar"/>
-        </w:rPr>
-        <w:t xml:space="preserve">    if n &lt; 2:</w:t>
-      </w:r>
-      <w:r>
-        <w:br/>
-      </w:r>
-      <w:r>
-        <w:rPr>
-          <w:rStyle w:val="VerbatimChar"/>
-        </w:rPr>
-        <w:t xml:space="preserve">        return False</w:t>
-      </w:r>
-      <w:r>
-        <w:br/>
-      </w:r>
-      <w:r>
-        <w:rPr>
-          <w:rStyle w:val="VerbatimChar"/>
-        </w:rPr>
-        <w:t xml:space="preserve">    if n == 2 or n == 3:</w:t>
-      </w:r>
-      <w:r>
-        <w:br/>
-      </w:r>
-      <w:r>
-        <w:rPr>
-          <w:rStyle w:val="VerbatimChar"/>
-        </w:rPr>
-        <w:t xml:space="preserve">        return True</w:t>
-      </w:r>
-      <w:r>
-        <w:br/>
-      </w:r>
-      <w:r>
-        <w:rPr>
-          <w:rStyle w:val="VerbatimChar"/>
-        </w:rPr>
-        <w:t xml:space="preserve">    if n % 2 == 0:</w:t>
-      </w:r>
-      <w:r>
-        <w:br/>
-      </w:r>
-      <w:r>
-        <w:rPr>
-          <w:rStyle w:val="VerbatimChar"/>
-        </w:rPr>
-        <w:t xml:space="preserve">        return False</w:t>
-      </w:r>
-      <w:r>
-        <w:br/>
-      </w:r>
-      <w:r>
-        <w:br/>
-      </w:r>
-      <w:r>
-        <w:rPr>
-          <w:rStyle w:val="VerbatimChar"/>
-        </w:rPr>
-        <w:t xml:space="preserve">    # Представляємо n-1 як 2^r * d</w:t>
-      </w:r>
-      <w:r>
-        <w:br/>
-      </w:r>
-      <w:r>
-        <w:rPr>
-          <w:rStyle w:val="VerbatimChar"/>
-        </w:rPr>
-        <w:t xml:space="preserve">    r, d = 0, n - 1</w:t>
-      </w:r>
-      <w:r>
-        <w:br/>
-      </w:r>
-      <w:r>
-        <w:rPr>
-          <w:rStyle w:val="VerbatimChar"/>
-        </w:rPr>
-        <w:t xml:space="preserve">    while d % 2 == 0:</w:t>
-      </w:r>
-      <w:r>
-        <w:br/>
-      </w:r>
-      <w:r>
-        <w:rPr>
-          <w:rStyle w:val="VerbatimChar"/>
-        </w:rPr>
-        <w:t xml:space="preserve">        r += 1</w:t>
-      </w:r>
-      <w:r>
-        <w:br/>
-      </w:r>
-      <w:r>
-        <w:rPr>
-          <w:rStyle w:val="VerbatimChar"/>
-        </w:rPr>
-        <w:t xml:space="preserve">        d //= 2</w:t>
-      </w:r>
-      <w:r>
-        <w:br/>
-      </w:r>
-      <w:r>
-        <w:br/>
-      </w:r>
-      <w:r>
-        <w:rPr>
-          <w:rStyle w:val="VerbatimChar"/>
-        </w:rPr>
-        <w:t xml:space="preserve">    # Тестуємо k разів</w:t>
-      </w:r>
-      <w:r>
-        <w:br/>
-      </w:r>
-      <w:r>
-        <w:rPr>
-          <w:rStyle w:val="VerbatimChar"/>
-        </w:rPr>
-        <w:t xml:space="preserve">    for _ in range(k):</w:t>
-      </w:r>
-      <w:r>
-        <w:br/>
-      </w:r>
-      <w:r>
-        <w:rPr>
-          <w:rStyle w:val="VerbatimChar"/>
-        </w:rPr>
-        <w:t xml:space="preserve">        a = random.randrange(2, n - 1)</w:t>
-      </w:r>
-      <w:r>
-        <w:br/>
-      </w:r>
-      <w:r>
-        <w:rPr>
-          <w:rStyle w:val="VerbatimChar"/>
-        </w:rPr>
-        <w:t xml:space="preserve">        x = mod_pow(a, d, n)</w:t>
-      </w:r>
-      <w:r>
-        <w:br/>
-      </w:r>
-      <w:r>
-        <w:br/>
-      </w:r>
-      <w:r>
-        <w:rPr>
-          <w:rStyle w:val="VerbatimChar"/>
-        </w:rPr>
-        <w:t xml:space="preserve">        if x == 1 or x == n - 1:</w:t>
-      </w:r>
-      <w:r>
-        <w:br/>
-      </w:r>
-      <w:r>
-        <w:rPr>
-          <w:rStyle w:val="VerbatimChar"/>
-        </w:rPr>
-        <w:t xml:space="preserve">            continue</w:t>
-      </w:r>
-      <w:r>
-        <w:br/>
-      </w:r>
-      <w:r>
-        <w:br/>
-      </w:r>
-      <w:r>
-        <w:rPr>
-          <w:rStyle w:val="VerbatimChar"/>
-        </w:rPr>
-        <w:t xml:space="preserve">        for _ in range(r - 1):</w:t>
-      </w:r>
-      <w:r>
-        <w:br/>
-      </w:r>
-      <w:r>
-        <w:rPr>
-          <w:rStyle w:val="VerbatimChar"/>
-        </w:rPr>
-        <w:t xml:space="preserve">            x = mod_pow(x, 2, n)</w:t>
-      </w:r>
-      <w:r>
-        <w:br/>
-      </w:r>
-      <w:r>
-        <w:rPr>
-          <w:rStyle w:val="VerbatimChar"/>
-        </w:rPr>
-        <w:t xml:space="preserve">            if x == n - 1:</w:t>
-      </w:r>
-      <w:r>
-        <w:br/>
-      </w:r>
-      <w:r>
-        <w:rPr>
-          <w:rStyle w:val="VerbatimChar"/>
-        </w:rPr>
-        <w:t xml:space="preserve">                break</w:t>
-      </w:r>
-      <w:r>
-        <w:br/>
-      </w:r>
-      <w:r>
-        <w:rPr>
-          <w:rStyle w:val="VerbatimChar"/>
-        </w:rPr>
-        <w:t xml:space="preserve">        else:</w:t>
-      </w:r>
-      <w:r>
-        <w:br/>
-      </w:r>
-      <w:r>
-        <w:rPr>
-          <w:rStyle w:val="VerbatimChar"/>
-        </w:rPr>
-        <w:t xml:space="preserve">            return False</w:t>
-      </w:r>
-      <w:r>
-        <w:br/>
-      </w:r>
-      <w:r>
-        <w:br/>
-      </w:r>
-      <w:r>
-        <w:rPr>
-          <w:rStyle w:val="VerbatimChar"/>
-        </w:rPr>
-        <w:t xml:space="preserve">    return True</w:t>
-      </w:r>
-      <w:r>
-        <w:br/>
-      </w:r>
-      <w:r>
-        <w:br/>
-      </w:r>
-      <w:r>
-        <w:rPr>
-          <w:rStyle w:val="VerbatimChar"/>
-        </w:rPr>
-        <w:t xml:space="preserve">def generate_prime(bits: int) -&gt; int:</w:t>
-      </w:r>
-      <w:r>
-        <w:br/>
-      </w:r>
-      <w:r>
-        <w:rPr>
-          <w:rStyle w:val="VerbatimChar"/>
-        </w:rPr>
-        <w:t xml:space="preserve">    """Генерує випадкове просте число заданої розрядності."""</w:t>
-      </w:r>
-      <w:r>
-        <w:br/>
-      </w:r>
-      <w:r>
-        <w:rPr>
-          <w:rStyle w:val="VerbatimChar"/>
-        </w:rPr>
-        <w:t xml:space="preserve">    while True:</w:t>
-      </w:r>
-      <w:r>
-        <w:br/>
-      </w:r>
-      <w:r>
-        <w:rPr>
-          <w:rStyle w:val="VerbatimChar"/>
-        </w:rPr>
-        <w:t xml:space="preserve">        # Генеруємо непарне число</w:t>
-      </w:r>
-      <w:r>
-        <w:br/>
-      </w:r>
-      <w:r>
-        <w:rPr>
-          <w:rStyle w:val="VerbatimChar"/>
-        </w:rPr>
-        <w:t xml:space="preserve">        candidate = random.getrandbits(bits) | (1 &lt;&lt; bits - 1) | 1</w:t>
-      </w:r>
-      <w:r>
-        <w:br/>
-      </w:r>
-      <w:r>
-        <w:rPr>
-          <w:rStyle w:val="VerbatimChar"/>
-        </w:rPr>
-        <w:t xml:space="preserve">        if is_prime(candidate):</w:t>
-      </w:r>
-      <w:r>
-        <w:br/>
-      </w:r>
-      <w:r>
-        <w:rPr>
-          <w:rStyle w:val="VerbatimChar"/>
-        </w:rPr>
-        <w:t xml:space="preserve">            return candidate</w:t>
+        <w:t xml:space="preserve">#include &lt;iostream&gt;</w:t>
+      </w:r>
+      <w:r>
+        <w:br/>
+      </w:r>
+      <w:r>
+        <w:rPr>
+          <w:rStyle w:val="VerbatimChar"/>
+        </w:rPr>
+        <w:t xml:space="preserve">#include &lt;stdexcept&gt;</w:t>
+      </w:r>
+      <w:r>
+        <w:br/>
+      </w:r>
+      <w:r>
+        <w:rPr>
+          <w:rStyle w:val="VerbatimChar"/>
+        </w:rPr>
+        <w:t xml:space="preserve">#include &lt;random&gt;</w:t>
+      </w:r>
+      <w:r>
+        <w:br/>
+      </w:r>
+      <w:r>
+        <w:rPr>
+          <w:rStyle w:val="VerbatimChar"/>
+        </w:rPr>
+        <w:t xml:space="preserve">#include &lt;cstdint&gt;</w:t>
+      </w:r>
+      <w:r>
+        <w:br/>
+      </w:r>
+      <w:r>
+        <w:br/>
+      </w:r>
+      <w:r>
+        <w:rPr>
+          <w:rStyle w:val="VerbatimChar"/>
+        </w:rPr>
+        <w:t xml:space="preserve">using u64 = unsigned long long;</w:t>
+      </w:r>
+      <w:r>
+        <w:br/>
+      </w:r>
+      <w:r>
+        <w:br/>
+      </w:r>
+      <w:r>
+        <w:rPr>
+          <w:rStyle w:val="VerbatimChar"/>
+        </w:rPr>
+        <w:t xml:space="preserve">// Усі числа тримаємо меншими за 2^31, тоді добуток двох чисел</w:t>
+      </w:r>
+      <w:r>
+        <w:br/>
+      </w:r>
+      <w:r>
+        <w:rPr>
+          <w:rStyle w:val="VerbatimChar"/>
+        </w:rPr>
+        <w:t xml:space="preserve">// гарантовано вміщується в 64-бітний тип і переповнення не буде.</w:t>
+      </w:r>
+      <w:r>
+        <w:br/>
+      </w:r>
+      <w:r>
+        <w:rPr>
+          <w:rStyle w:val="VerbatimChar"/>
+        </w:rPr>
+        <w:t xml:space="preserve">const u64 MAX_MODULUS = 1ULL &lt;&lt; 31;</w:t>
+      </w:r>
+      <w:r>
+        <w:br/>
+      </w:r>
+      <w:r>
+        <w:br/>
+      </w:r>
+      <w:r>
+        <w:rPr>
+          <w:rStyle w:val="VerbatimChar"/>
+        </w:rPr>
+        <w:t xml:space="preserve">// Найбільший спільний дільник, алгоритм Евкліда</w:t>
+      </w:r>
+      <w:r>
+        <w:br/>
+      </w:r>
+      <w:r>
+        <w:rPr>
+          <w:rStyle w:val="VerbatimChar"/>
+        </w:rPr>
+        <w:t xml:space="preserve">long long gcdValue(long long a, long long b) {</w:t>
+      </w:r>
+      <w:r>
+        <w:br/>
+      </w:r>
+      <w:r>
+        <w:rPr>
+          <w:rStyle w:val="VerbatimChar"/>
+        </w:rPr>
+        <w:t xml:space="preserve">    while (b != 0) {</w:t>
+      </w:r>
+      <w:r>
+        <w:br/>
+      </w:r>
+      <w:r>
+        <w:rPr>
+          <w:rStyle w:val="VerbatimChar"/>
+        </w:rPr>
+        <w:t xml:space="preserve">        long long t = a % b;</w:t>
+      </w:r>
+      <w:r>
+        <w:br/>
+      </w:r>
+      <w:r>
+        <w:rPr>
+          <w:rStyle w:val="VerbatimChar"/>
+        </w:rPr>
+        <w:t xml:space="preserve">        a = b;</w:t>
+      </w:r>
+      <w:r>
+        <w:br/>
+      </w:r>
+      <w:r>
+        <w:rPr>
+          <w:rStyle w:val="VerbatimChar"/>
+        </w:rPr>
+        <w:t xml:space="preserve">        b = t;</w:t>
+      </w:r>
+      <w:r>
+        <w:br/>
+      </w:r>
+      <w:r>
+        <w:rPr>
+          <w:rStyle w:val="VerbatimChar"/>
+        </w:rPr>
+        <w:t xml:space="preserve">    }</w:t>
+      </w:r>
+      <w:r>
+        <w:br/>
+      </w:r>
+      <w:r>
+        <w:rPr>
+          <w:rStyle w:val="VerbatimChar"/>
+        </w:rPr>
+        <w:t xml:space="preserve">    return a;</w:t>
+      </w:r>
+      <w:r>
+        <w:br/>
+      </w:r>
+      <w:r>
+        <w:rPr>
+          <w:rStyle w:val="VerbatimChar"/>
+        </w:rPr>
+        <w:t xml:space="preserve">}</w:t>
+      </w:r>
+      <w:r>
+        <w:br/>
+      </w:r>
+      <w:r>
+        <w:br/>
+      </w:r>
+      <w:r>
+        <w:rPr>
+          <w:rStyle w:val="VerbatimChar"/>
+        </w:rPr>
+        <w:t xml:space="preserve">// Розширений алгоритм Евкліда: повертає gcd і коефіцієнти x, y</w:t>
+      </w:r>
+      <w:r>
+        <w:br/>
+      </w:r>
+      <w:r>
+        <w:rPr>
+          <w:rStyle w:val="VerbatimChar"/>
+        </w:rPr>
+        <w:t xml:space="preserve">long long extendedGcd(long long a, long long b, long long&amp; x, long long&amp; y) {</w:t>
+      </w:r>
+      <w:r>
+        <w:br/>
+      </w:r>
+      <w:r>
+        <w:rPr>
+          <w:rStyle w:val="VerbatimChar"/>
+        </w:rPr>
+        <w:t xml:space="preserve">    if (a == 0) {</w:t>
+      </w:r>
+      <w:r>
+        <w:br/>
+      </w:r>
+      <w:r>
+        <w:rPr>
+          <w:rStyle w:val="VerbatimChar"/>
+        </w:rPr>
+        <w:t xml:space="preserve">        x = 0;</w:t>
+      </w:r>
+      <w:r>
+        <w:br/>
+      </w:r>
+      <w:r>
+        <w:rPr>
+          <w:rStyle w:val="VerbatimChar"/>
+        </w:rPr>
+        <w:t xml:space="preserve">        y = 1;</w:t>
+      </w:r>
+      <w:r>
+        <w:br/>
+      </w:r>
+      <w:r>
+        <w:rPr>
+          <w:rStyle w:val="VerbatimChar"/>
+        </w:rPr>
+        <w:t xml:space="preserve">        return b;</w:t>
+      </w:r>
+      <w:r>
+        <w:br/>
+      </w:r>
+      <w:r>
+        <w:rPr>
+          <w:rStyle w:val="VerbatimChar"/>
+        </w:rPr>
+        <w:t xml:space="preserve">    }</w:t>
+      </w:r>
+      <w:r>
+        <w:br/>
+      </w:r>
+      <w:r>
+        <w:br/>
+      </w:r>
+      <w:r>
+        <w:rPr>
+          <w:rStyle w:val="VerbatimChar"/>
+        </w:rPr>
+        <w:t xml:space="preserve">    long long x1, y1;</w:t>
+      </w:r>
+      <w:r>
+        <w:br/>
+      </w:r>
+      <w:r>
+        <w:rPr>
+          <w:rStyle w:val="VerbatimChar"/>
+        </w:rPr>
+        <w:t xml:space="preserve">    long long g = extendedGcd(b % a, a, x1, y1);</w:t>
+      </w:r>
+      <w:r>
+        <w:br/>
+      </w:r>
+      <w:r>
+        <w:rPr>
+          <w:rStyle w:val="VerbatimChar"/>
+        </w:rPr>
+        <w:t xml:space="preserve">    x = y1 - (b / a) * x1;</w:t>
+      </w:r>
+      <w:r>
+        <w:br/>
+      </w:r>
+      <w:r>
+        <w:rPr>
+          <w:rStyle w:val="VerbatimChar"/>
+        </w:rPr>
+        <w:t xml:space="preserve">    y = x1;</w:t>
+      </w:r>
+      <w:r>
+        <w:br/>
+      </w:r>
+      <w:r>
+        <w:rPr>
+          <w:rStyle w:val="VerbatimChar"/>
+        </w:rPr>
+        <w:t xml:space="preserve">    return g;</w:t>
+      </w:r>
+      <w:r>
+        <w:br/>
+      </w:r>
+      <w:r>
+        <w:rPr>
+          <w:rStyle w:val="VerbatimChar"/>
+        </w:rPr>
+        <w:t xml:space="preserve">}</w:t>
+      </w:r>
+      <w:r>
+        <w:br/>
+      </w:r>
+      <w:r>
+        <w:br/>
+      </w:r>
+      <w:r>
+        <w:rPr>
+          <w:rStyle w:val="VerbatimChar"/>
+        </w:rPr>
+        <w:t xml:space="preserve">// Обернений елемент: d = e^-1 mod phi</w:t>
+      </w:r>
+      <w:r>
+        <w:br/>
+      </w:r>
+      <w:r>
+        <w:rPr>
+          <w:rStyle w:val="VerbatimChar"/>
+        </w:rPr>
+        <w:t xml:space="preserve">long long modInverse(long long e, long long phi) {</w:t>
+      </w:r>
+      <w:r>
+        <w:br/>
+      </w:r>
+      <w:r>
+        <w:rPr>
+          <w:rStyle w:val="VerbatimChar"/>
+        </w:rPr>
+        <w:t xml:space="preserve">    long long x, y;</w:t>
+      </w:r>
+      <w:r>
+        <w:br/>
+      </w:r>
+      <w:r>
+        <w:rPr>
+          <w:rStyle w:val="VerbatimChar"/>
+        </w:rPr>
+        <w:t xml:space="preserve">    long long g = extendedGcd(e, phi, x, y);</w:t>
+      </w:r>
+      <w:r>
+        <w:br/>
+      </w:r>
+      <w:r>
+        <w:br/>
+      </w:r>
+      <w:r>
+        <w:rPr>
+          <w:rStyle w:val="VerbatimChar"/>
+        </w:rPr>
+        <w:t xml:space="preserve">    if (g != 1) {</w:t>
+      </w:r>
+      <w:r>
+        <w:br/>
+      </w:r>
+      <w:r>
+        <w:rPr>
+          <w:rStyle w:val="VerbatimChar"/>
+        </w:rPr>
+        <w:t xml:space="preserve">        throw std::runtime_error("Оберненого елемента не існує: gcd != 1");</w:t>
+      </w:r>
+      <w:r>
+        <w:br/>
+      </w:r>
+      <w:r>
+        <w:rPr>
+          <w:rStyle w:val="VerbatimChar"/>
+        </w:rPr>
+        <w:t xml:space="preserve">    }</w:t>
+      </w:r>
+      <w:r>
+        <w:br/>
+      </w:r>
+      <w:r>
+        <w:rPr>
+          <w:rStyle w:val="VerbatimChar"/>
+        </w:rPr>
+        <w:t xml:space="preserve">    return ((x % phi) + phi) % phi;</w:t>
+      </w:r>
+      <w:r>
+        <w:br/>
+      </w:r>
+      <w:r>
+        <w:rPr>
+          <w:rStyle w:val="VerbatimChar"/>
+        </w:rPr>
+        <w:t xml:space="preserve">}</w:t>
+      </w:r>
+      <w:r>
+        <w:br/>
+      </w:r>
+      <w:r>
+        <w:br/>
+      </w:r>
+      <w:r>
+        <w:rPr>
+          <w:rStyle w:val="VerbatimChar"/>
+        </w:rPr>
+        <w:t xml:space="preserve">// Швидке модульне піднесення до степеня: base^exp mod modulus</w:t>
+      </w:r>
+      <w:r>
+        <w:br/>
+      </w:r>
+      <w:r>
+        <w:rPr>
+          <w:rStyle w:val="VerbatimChar"/>
+        </w:rPr>
+        <w:t xml:space="preserve">// Метод "піднести до квадрата й помножити"</w:t>
+      </w:r>
+      <w:r>
+        <w:br/>
+      </w:r>
+      <w:r>
+        <w:rPr>
+          <w:rStyle w:val="VerbatimChar"/>
+        </w:rPr>
+        <w:t xml:space="preserve">u64 modPow(u64 base, u64 exp, u64 modulus) {</w:t>
+      </w:r>
+      <w:r>
+        <w:br/>
+      </w:r>
+      <w:r>
+        <w:rPr>
+          <w:rStyle w:val="VerbatimChar"/>
+        </w:rPr>
+        <w:t xml:space="preserve">    u64 result = 1;</w:t>
+      </w:r>
+      <w:r>
+        <w:br/>
+      </w:r>
+      <w:r>
+        <w:rPr>
+          <w:rStyle w:val="VerbatimChar"/>
+        </w:rPr>
+        <w:t xml:space="preserve">    base %= modulus;</w:t>
+      </w:r>
+      <w:r>
+        <w:br/>
+      </w:r>
+      <w:r>
+        <w:br/>
+      </w:r>
+      <w:r>
+        <w:rPr>
+          <w:rStyle w:val="VerbatimChar"/>
+        </w:rPr>
+        <w:t xml:space="preserve">    while (exp &gt; 0) {</w:t>
+      </w:r>
+      <w:r>
+        <w:br/>
+      </w:r>
+      <w:r>
+        <w:rPr>
+          <w:rStyle w:val="VerbatimChar"/>
+        </w:rPr>
+        <w:t xml:space="preserve">        if (exp &amp; 1ULL) {</w:t>
+      </w:r>
+      <w:r>
+        <w:br/>
+      </w:r>
+      <w:r>
+        <w:rPr>
+          <w:rStyle w:val="VerbatimChar"/>
+        </w:rPr>
+        <w:t xml:space="preserve">            result = (result * base) % modulus;  // непарний біт показника</w:t>
+      </w:r>
+      <w:r>
+        <w:br/>
+      </w:r>
+      <w:r>
+        <w:rPr>
+          <w:rStyle w:val="VerbatimChar"/>
+        </w:rPr>
+        <w:t xml:space="preserve">        }</w:t>
+      </w:r>
+      <w:r>
+        <w:br/>
+      </w:r>
+      <w:r>
+        <w:rPr>
+          <w:rStyle w:val="VerbatimChar"/>
+        </w:rPr>
+        <w:t xml:space="preserve">        exp &gt;&gt;= 1;</w:t>
+      </w:r>
+      <w:r>
+        <w:br/>
+      </w:r>
+      <w:r>
+        <w:rPr>
+          <w:rStyle w:val="VerbatimChar"/>
+        </w:rPr>
+        <w:t xml:space="preserve">        base = (base * base) % modulus;</w:t>
+      </w:r>
+      <w:r>
+        <w:br/>
+      </w:r>
+      <w:r>
+        <w:rPr>
+          <w:rStyle w:val="VerbatimChar"/>
+        </w:rPr>
+        <w:t xml:space="preserve">    }</w:t>
+      </w:r>
+      <w:r>
+        <w:br/>
+      </w:r>
+      <w:r>
+        <w:rPr>
+          <w:rStyle w:val="VerbatimChar"/>
+        </w:rPr>
+        <w:t xml:space="preserve">    return result;</w:t>
+      </w:r>
+      <w:r>
+        <w:br/>
+      </w:r>
+      <w:r>
+        <w:rPr>
+          <w:rStyle w:val="VerbatimChar"/>
+        </w:rPr>
+        <w:t xml:space="preserve">}</w:t>
+      </w:r>
+      <w:r>
+        <w:br/>
+      </w:r>
+      <w:r>
+        <w:br/>
+      </w:r>
+      <w:r>
+        <w:rPr>
+          <w:rStyle w:val="VerbatimChar"/>
+        </w:rPr>
+        <w:t xml:space="preserve">// Тест простоти Міллера-Рабіна, rounds раундів</w:t>
+      </w:r>
+      <w:r>
+        <w:br/>
+      </w:r>
+      <w:r>
+        <w:rPr>
+          <w:rStyle w:val="VerbatimChar"/>
+        </w:rPr>
+        <w:t xml:space="preserve">bool isPrime(u64 n, int rounds = 10) {</w:t>
+      </w:r>
+      <w:r>
+        <w:br/>
+      </w:r>
+      <w:r>
+        <w:rPr>
+          <w:rStyle w:val="VerbatimChar"/>
+        </w:rPr>
+        <w:t xml:space="preserve">    if (n &lt; 2) return false;</w:t>
+      </w:r>
+      <w:r>
+        <w:br/>
+      </w:r>
+      <w:r>
+        <w:rPr>
+          <w:rStyle w:val="VerbatimChar"/>
+        </w:rPr>
+        <w:t xml:space="preserve">    if (n == 2 || n == 3) return true;</w:t>
+      </w:r>
+      <w:r>
+        <w:br/>
+      </w:r>
+      <w:r>
+        <w:rPr>
+          <w:rStyle w:val="VerbatimChar"/>
+        </w:rPr>
+        <w:t xml:space="preserve">    if (n % 2 == 0) return false;</w:t>
+      </w:r>
+      <w:r>
+        <w:br/>
+      </w:r>
+      <w:r>
+        <w:br/>
+      </w:r>
+      <w:r>
+        <w:rPr>
+          <w:rStyle w:val="VerbatimChar"/>
+        </w:rPr>
+        <w:t xml:space="preserve">    // Подаємо n-1 як 2^r * d</w:t>
+      </w:r>
+      <w:r>
+        <w:br/>
+      </w:r>
+      <w:r>
+        <w:rPr>
+          <w:rStyle w:val="VerbatimChar"/>
+        </w:rPr>
+        <w:t xml:space="preserve">    u64 d = n - 1;</w:t>
+      </w:r>
+      <w:r>
+        <w:br/>
+      </w:r>
+      <w:r>
+        <w:rPr>
+          <w:rStyle w:val="VerbatimChar"/>
+        </w:rPr>
+        <w:t xml:space="preserve">    int r = 0;</w:t>
+      </w:r>
+      <w:r>
+        <w:br/>
+      </w:r>
+      <w:r>
+        <w:rPr>
+          <w:rStyle w:val="VerbatimChar"/>
+        </w:rPr>
+        <w:t xml:space="preserve">    while (d % 2 == 0) {</w:t>
+      </w:r>
+      <w:r>
+        <w:br/>
+      </w:r>
+      <w:r>
+        <w:rPr>
+          <w:rStyle w:val="VerbatimChar"/>
+        </w:rPr>
+        <w:t xml:space="preserve">        d /= 2;</w:t>
+      </w:r>
+      <w:r>
+        <w:br/>
+      </w:r>
+      <w:r>
+        <w:rPr>
+          <w:rStyle w:val="VerbatimChar"/>
+        </w:rPr>
+        <w:t xml:space="preserve">        ++r;</w:t>
+      </w:r>
+      <w:r>
+        <w:br/>
+      </w:r>
+      <w:r>
+        <w:rPr>
+          <w:rStyle w:val="VerbatimChar"/>
+        </w:rPr>
+        <w:t xml:space="preserve">    }</w:t>
+      </w:r>
+      <w:r>
+        <w:br/>
+      </w:r>
+      <w:r>
+        <w:br/>
+      </w:r>
+      <w:r>
+        <w:rPr>
+          <w:rStyle w:val="VerbatimChar"/>
+        </w:rPr>
+        <w:t xml:space="preserve">    std::random_device rd;</w:t>
+      </w:r>
+      <w:r>
+        <w:br/>
+      </w:r>
+      <w:r>
+        <w:rPr>
+          <w:rStyle w:val="VerbatimChar"/>
+        </w:rPr>
+        <w:t xml:space="preserve">    std::mt19937_64 gen(rd());</w:t>
+      </w:r>
+      <w:r>
+        <w:br/>
+      </w:r>
+      <w:r>
+        <w:rPr>
+          <w:rStyle w:val="VerbatimChar"/>
+        </w:rPr>
+        <w:t xml:space="preserve">    std::uniform_int_distribution&lt;u64&gt; dist(2, n - 2);</w:t>
+      </w:r>
+      <w:r>
+        <w:br/>
+      </w:r>
+      <w:r>
+        <w:br/>
+      </w:r>
+      <w:r>
+        <w:rPr>
+          <w:rStyle w:val="VerbatimChar"/>
+        </w:rPr>
+        <w:t xml:space="preserve">    for (int i = 0; i &lt; rounds; ++i) {</w:t>
+      </w:r>
+      <w:r>
+        <w:br/>
+      </w:r>
+      <w:r>
+        <w:rPr>
+          <w:rStyle w:val="VerbatimChar"/>
+        </w:rPr>
+        <w:t xml:space="preserve">        u64 x = modPow(dist(gen), d, n);</w:t>
+      </w:r>
+      <w:r>
+        <w:br/>
+      </w:r>
+      <w:r>
+        <w:rPr>
+          <w:rStyle w:val="VerbatimChar"/>
+        </w:rPr>
+        <w:t xml:space="preserve">        if (x == 1 || x == n - 1) continue;</w:t>
+      </w:r>
+      <w:r>
+        <w:br/>
+      </w:r>
+      <w:r>
+        <w:br/>
+      </w:r>
+      <w:r>
+        <w:rPr>
+          <w:rStyle w:val="VerbatimChar"/>
+        </w:rPr>
+        <w:t xml:space="preserve">        bool composite = true;</w:t>
+      </w:r>
+      <w:r>
+        <w:br/>
+      </w:r>
+      <w:r>
+        <w:rPr>
+          <w:rStyle w:val="VerbatimChar"/>
+        </w:rPr>
+        <w:t xml:space="preserve">        for (int j = 0; j &lt; r - 1; ++j) {</w:t>
+      </w:r>
+      <w:r>
+        <w:br/>
+      </w:r>
+      <w:r>
+        <w:rPr>
+          <w:rStyle w:val="VerbatimChar"/>
+        </w:rPr>
+        <w:t xml:space="preserve">            x = modPow(x, 2, n);</w:t>
+      </w:r>
+      <w:r>
+        <w:br/>
+      </w:r>
+      <w:r>
+        <w:rPr>
+          <w:rStyle w:val="VerbatimChar"/>
+        </w:rPr>
+        <w:t xml:space="preserve">            if (x == n - 1) {</w:t>
+      </w:r>
+      <w:r>
+        <w:br/>
+      </w:r>
+      <w:r>
+        <w:rPr>
+          <w:rStyle w:val="VerbatimChar"/>
+        </w:rPr>
+        <w:t xml:space="preserve">                composite = false;</w:t>
+      </w:r>
+      <w:r>
+        <w:br/>
+      </w:r>
+      <w:r>
+        <w:rPr>
+          <w:rStyle w:val="VerbatimChar"/>
+        </w:rPr>
+        <w:t xml:space="preserve">                break;</w:t>
+      </w:r>
+      <w:r>
+        <w:br/>
+      </w:r>
+      <w:r>
+        <w:rPr>
+          <w:rStyle w:val="VerbatimChar"/>
+        </w:rPr>
+        <w:t xml:space="preserve">            }</w:t>
+      </w:r>
+      <w:r>
+        <w:br/>
+      </w:r>
+      <w:r>
+        <w:rPr>
+          <w:rStyle w:val="VerbatimChar"/>
+        </w:rPr>
+        <w:t xml:space="preserve">        }</w:t>
+      </w:r>
+      <w:r>
+        <w:br/>
+      </w:r>
+      <w:r>
+        <w:rPr>
+          <w:rStyle w:val="VerbatimChar"/>
+        </w:rPr>
+        <w:t xml:space="preserve">        if (composite) return false;</w:t>
+      </w:r>
+      <w:r>
+        <w:br/>
+      </w:r>
+      <w:r>
+        <w:rPr>
+          <w:rStyle w:val="VerbatimChar"/>
+        </w:rPr>
+        <w:t xml:space="preserve">    }</w:t>
+      </w:r>
+      <w:r>
+        <w:br/>
+      </w:r>
+      <w:r>
+        <w:rPr>
+          <w:rStyle w:val="VerbatimChar"/>
+        </w:rPr>
+        <w:t xml:space="preserve">    return true;</w:t>
+      </w:r>
+      <w:r>
+        <w:br/>
+      </w:r>
+      <w:r>
+        <w:rPr>
+          <w:rStyle w:val="VerbatimChar"/>
+        </w:rPr>
+        <w:t xml:space="preserve">}</w:t>
+      </w:r>
+      <w:r>
+        <w:br/>
+      </w:r>
+      <w:r>
+        <w:br/>
+      </w:r>
+      <w:r>
+        <w:rPr>
+          <w:rStyle w:val="VerbatimChar"/>
+        </w:rPr>
+        <w:t xml:space="preserve">// Випадкове просте число заданої розрядності (до 15 біт для навчальних прикладів)</w:t>
+      </w:r>
+      <w:r>
+        <w:br/>
+      </w:r>
+      <w:r>
+        <w:rPr>
+          <w:rStyle w:val="VerbatimChar"/>
+        </w:rPr>
+        <w:t xml:space="preserve">u64 generatePrime(int bits) {</w:t>
+      </w:r>
+      <w:r>
+        <w:br/>
+      </w:r>
+      <w:r>
+        <w:rPr>
+          <w:rStyle w:val="VerbatimChar"/>
+        </w:rPr>
+        <w:t xml:space="preserve">    std::random_device rd;</w:t>
+      </w:r>
+      <w:r>
+        <w:br/>
+      </w:r>
+      <w:r>
+        <w:rPr>
+          <w:rStyle w:val="VerbatimChar"/>
+        </w:rPr>
+        <w:t xml:space="preserve">    std::mt19937_64 gen(rd());</w:t>
+      </w:r>
+      <w:r>
+        <w:br/>
+      </w:r>
+      <w:r>
+        <w:rPr>
+          <w:rStyle w:val="VerbatimChar"/>
+        </w:rPr>
+        <w:t xml:space="preserve">    std::uniform_int_distribution&lt;u64&gt; dist(1ULL &lt;&lt; (bits - 1), (1ULL &lt;&lt; bits) - 1);</w:t>
+      </w:r>
+      <w:r>
+        <w:br/>
+      </w:r>
+      <w:r>
+        <w:br/>
+      </w:r>
+      <w:r>
+        <w:rPr>
+          <w:rStyle w:val="VerbatimChar"/>
+        </w:rPr>
+        <w:t xml:space="preserve">    while (true) {</w:t>
+      </w:r>
+      <w:r>
+        <w:br/>
+      </w:r>
+      <w:r>
+        <w:rPr>
+          <w:rStyle w:val="VerbatimChar"/>
+        </w:rPr>
+        <w:t xml:space="preserve">        u64 candidate = dist(gen) | 1ULL;  // робимо число непарним</w:t>
+      </w:r>
+      <w:r>
+        <w:br/>
+      </w:r>
+      <w:r>
+        <w:rPr>
+          <w:rStyle w:val="VerbatimChar"/>
+        </w:rPr>
+        <w:t xml:space="preserve">        if (isPrime(candidate)) {</w:t>
+      </w:r>
+      <w:r>
+        <w:br/>
+      </w:r>
+      <w:r>
+        <w:rPr>
+          <w:rStyle w:val="VerbatimChar"/>
+        </w:rPr>
+        <w:t xml:space="preserve">            return candidate;</w:t>
+      </w:r>
+      <w:r>
+        <w:br/>
+      </w:r>
+      <w:r>
+        <w:rPr>
+          <w:rStyle w:val="VerbatimChar"/>
+        </w:rPr>
+        <w:t xml:space="preserve">        }</w:t>
+      </w:r>
+      <w:r>
+        <w:br/>
+      </w:r>
+      <w:r>
+        <w:rPr>
+          <w:rStyle w:val="VerbatimChar"/>
+        </w:rPr>
+        <w:t xml:space="preserve">    }</w:t>
+      </w:r>
+      <w:r>
+        <w:br/>
+      </w:r>
+      <w:r>
+        <w:rPr>
+          <w:rStyle w:val="VerbatimChar"/>
+        </w:rPr>
+        <w:t xml:space="preserve">}</w:t>
       </w:r>
     </w:p>
     <w:bookmarkEnd w:id="16"/>
@@ -1841,394 +1997,520 @@
         <w:rPr>
           <w:rStyle w:val="VerbatimChar"/>
         </w:rPr>
-        <w:t xml:space="preserve">class RSA:</w:t>
-      </w:r>
-      <w:r>
-        <w:br/>
-      </w:r>
-      <w:r>
-        <w:rPr>
-          <w:rStyle w:val="VerbatimChar"/>
-        </w:rPr>
-        <w:t xml:space="preserve">    """Реалізація алгоритму RSA."""</w:t>
-      </w:r>
-      <w:r>
-        <w:br/>
-      </w:r>
-      <w:r>
-        <w:br/>
-      </w:r>
-      <w:r>
-        <w:rPr>
-          <w:rStyle w:val="VerbatimChar"/>
-        </w:rPr>
-        <w:t xml:space="preserve">    def __init__(self, p: int = None, q: int = None, bits: int = 512):</w:t>
-      </w:r>
-      <w:r>
-        <w:br/>
-      </w:r>
-      <w:r>
-        <w:rPr>
-          <w:rStyle w:val="VerbatimChar"/>
-        </w:rPr>
-        <w:t xml:space="preserve">        """</w:t>
-      </w:r>
-      <w:r>
-        <w:br/>
-      </w:r>
-      <w:r>
-        <w:rPr>
-          <w:rStyle w:val="VerbatimChar"/>
-        </w:rPr>
-        <w:t xml:space="preserve">        Ініціалізація з заданими простими числами або генерація нових.</w:t>
-      </w:r>
-      <w:r>
-        <w:br/>
-      </w:r>
-      <w:r>
-        <w:rPr>
-          <w:rStyle w:val="VerbatimChar"/>
-        </w:rPr>
-        <w:t xml:space="preserve">        """</w:t>
-      </w:r>
-      <w:r>
-        <w:br/>
-      </w:r>
-      <w:r>
-        <w:rPr>
-          <w:rStyle w:val="VerbatimChar"/>
-        </w:rPr>
-        <w:t xml:space="preserve">        if p and q:</w:t>
-      </w:r>
-      <w:r>
-        <w:br/>
-      </w:r>
-      <w:r>
-        <w:rPr>
-          <w:rStyle w:val="VerbatimChar"/>
-        </w:rPr>
-        <w:t xml:space="preserve">            self.p = p</w:t>
-      </w:r>
-      <w:r>
-        <w:br/>
-      </w:r>
-      <w:r>
-        <w:rPr>
-          <w:rStyle w:val="VerbatimChar"/>
-        </w:rPr>
-        <w:t xml:space="preserve">            self.q = q</w:t>
-      </w:r>
-      <w:r>
-        <w:br/>
-      </w:r>
-      <w:r>
-        <w:rPr>
-          <w:rStyle w:val="VerbatimChar"/>
-        </w:rPr>
-        <w:t xml:space="preserve">        else:</w:t>
-      </w:r>
-      <w:r>
-        <w:br/>
-      </w:r>
-      <w:r>
-        <w:rPr>
-          <w:rStyle w:val="VerbatimChar"/>
-        </w:rPr>
-        <w:t xml:space="preserve">            self.p = generate_prime(bits // 2)</w:t>
-      </w:r>
-      <w:r>
-        <w:br/>
-      </w:r>
-      <w:r>
-        <w:rPr>
-          <w:rStyle w:val="VerbatimChar"/>
-        </w:rPr>
-        <w:t xml:space="preserve">            self.q = generate_prime(bits // 2)</w:t>
-      </w:r>
-      <w:r>
-        <w:br/>
-      </w:r>
-      <w:r>
-        <w:br/>
-      </w:r>
-      <w:r>
-        <w:rPr>
-          <w:rStyle w:val="VerbatimChar"/>
-        </w:rPr>
-        <w:t xml:space="preserve">        self.n = self.p * self.q</w:t>
-      </w:r>
-      <w:r>
-        <w:br/>
-      </w:r>
-      <w:r>
-        <w:rPr>
-          <w:rStyle w:val="VerbatimChar"/>
-        </w:rPr>
-        <w:t xml:space="preserve">        self.phi = (self.p - 1) * (self.q - 1)</w:t>
-      </w:r>
-      <w:r>
-        <w:br/>
-      </w:r>
-      <w:r>
-        <w:br/>
-      </w:r>
-      <w:r>
-        <w:rPr>
-          <w:rStyle w:val="VerbatimChar"/>
-        </w:rPr>
-        <w:t xml:space="preserve">        # Вибір e (зазвичай 65537)</w:t>
-      </w:r>
-      <w:r>
-        <w:br/>
-      </w:r>
-      <w:r>
-        <w:rPr>
-          <w:rStyle w:val="VerbatimChar"/>
-        </w:rPr>
-        <w:t xml:space="preserve">        self.e = 65537</w:t>
-      </w:r>
-      <w:r>
-        <w:br/>
-      </w:r>
-      <w:r>
-        <w:rPr>
-          <w:rStyle w:val="VerbatimChar"/>
-        </w:rPr>
-        <w:t xml:space="preserve">        while gcd(self.e, self.phi) != 1:</w:t>
-      </w:r>
-      <w:r>
-        <w:br/>
-      </w:r>
-      <w:r>
-        <w:rPr>
-          <w:rStyle w:val="VerbatimChar"/>
-        </w:rPr>
-        <w:t xml:space="preserve">            self.e += 2</w:t>
-      </w:r>
-      <w:r>
-        <w:br/>
-      </w:r>
-      <w:r>
-        <w:br/>
-      </w:r>
-      <w:r>
-        <w:rPr>
-          <w:rStyle w:val="VerbatimChar"/>
-        </w:rPr>
-        <w:t xml:space="preserve">        # Обчислення d</w:t>
-      </w:r>
-      <w:r>
-        <w:br/>
-      </w:r>
-      <w:r>
-        <w:rPr>
-          <w:rStyle w:val="VerbatimChar"/>
-        </w:rPr>
-        <w:t xml:space="preserve">        self.d = mod_inverse(self.e, self.phi)</w:t>
-      </w:r>
-      <w:r>
-        <w:br/>
-      </w:r>
-      <w:r>
-        <w:br/>
-      </w:r>
-      <w:r>
-        <w:rPr>
-          <w:rStyle w:val="VerbatimChar"/>
-        </w:rPr>
-        <w:t xml:space="preserve">    def get_public_key(self) -&gt; Tuple[int, int]:</w:t>
-      </w:r>
-      <w:r>
-        <w:br/>
-      </w:r>
-      <w:r>
-        <w:rPr>
-          <w:rStyle w:val="VerbatimChar"/>
-        </w:rPr>
-        <w:t xml:space="preserve">        """Повертає відкритий ключ (e, n)."""</w:t>
-      </w:r>
-      <w:r>
-        <w:br/>
-      </w:r>
-      <w:r>
-        <w:rPr>
-          <w:rStyle w:val="VerbatimChar"/>
-        </w:rPr>
-        <w:t xml:space="preserve">        return (self.e, self.n)</w:t>
-      </w:r>
-      <w:r>
-        <w:br/>
-      </w:r>
-      <w:r>
-        <w:br/>
-      </w:r>
-      <w:r>
-        <w:rPr>
-          <w:rStyle w:val="VerbatimChar"/>
-        </w:rPr>
-        <w:t xml:space="preserve">    def get_private_key(self) -&gt; Tuple[int, int]:</w:t>
-      </w:r>
-      <w:r>
-        <w:br/>
-      </w:r>
-      <w:r>
-        <w:rPr>
-          <w:rStyle w:val="VerbatimChar"/>
-        </w:rPr>
-        <w:t xml:space="preserve">        """Повертає закритий ключ (d, n)."""</w:t>
-      </w:r>
-      <w:r>
-        <w:br/>
-      </w:r>
-      <w:r>
-        <w:rPr>
-          <w:rStyle w:val="VerbatimChar"/>
-        </w:rPr>
-        <w:t xml:space="preserve">        return (self.d, self.n)</w:t>
-      </w:r>
-      <w:r>
-        <w:br/>
-      </w:r>
-      <w:r>
-        <w:br/>
-      </w:r>
-      <w:r>
-        <w:rPr>
-          <w:rStyle w:val="VerbatimChar"/>
-        </w:rPr>
-        <w:t xml:space="preserve">    def encrypt(self, plaintext: int) -&gt; int:</w:t>
-      </w:r>
-      <w:r>
-        <w:br/>
-      </w:r>
-      <w:r>
-        <w:rPr>
-          <w:rStyle w:val="VerbatimChar"/>
-        </w:rPr>
-        <w:t xml:space="preserve">        """</w:t>
-      </w:r>
-      <w:r>
-        <w:br/>
-      </w:r>
-      <w:r>
-        <w:rPr>
-          <w:rStyle w:val="VerbatimChar"/>
-        </w:rPr>
-        <w:t xml:space="preserve">        Шифрує повідомлення: C = M^e mod n</w:t>
-      </w:r>
-      <w:r>
-        <w:br/>
-      </w:r>
-      <w:r>
-        <w:rPr>
-          <w:rStyle w:val="VerbatimChar"/>
-        </w:rPr>
-        <w:t xml:space="preserve">        """</w:t>
-      </w:r>
-      <w:r>
-        <w:br/>
-      </w:r>
-      <w:r>
-        <w:rPr>
-          <w:rStyle w:val="VerbatimChar"/>
-        </w:rPr>
-        <w:t xml:space="preserve">        if plaintext &gt;= self.n:</w:t>
-      </w:r>
-      <w:r>
-        <w:br/>
-      </w:r>
-      <w:r>
-        <w:rPr>
-          <w:rStyle w:val="VerbatimChar"/>
-        </w:rPr>
-        <w:t xml:space="preserve">            raise ValueError(f"Повідомлення {plaintext} &gt;= n={self.n}")</w:t>
-      </w:r>
-      <w:r>
-        <w:br/>
-      </w:r>
-      <w:r>
-        <w:rPr>
-          <w:rStyle w:val="VerbatimChar"/>
-        </w:rPr>
-        <w:t xml:space="preserve">        return mod_pow(plaintext, self.e, self.n)</w:t>
-      </w:r>
-      <w:r>
-        <w:br/>
-      </w:r>
-      <w:r>
-        <w:br/>
-      </w:r>
-      <w:r>
-        <w:rPr>
-          <w:rStyle w:val="VerbatimChar"/>
-        </w:rPr>
-        <w:t xml:space="preserve">    def decrypt(self, ciphertext: int) -&gt; int:</w:t>
-      </w:r>
-      <w:r>
-        <w:br/>
-      </w:r>
-      <w:r>
-        <w:rPr>
-          <w:rStyle w:val="VerbatimChar"/>
-        </w:rPr>
-        <w:t xml:space="preserve">        """</w:t>
-      </w:r>
-      <w:r>
-        <w:br/>
-      </w:r>
-      <w:r>
-        <w:rPr>
-          <w:rStyle w:val="VerbatimChar"/>
-        </w:rPr>
-        <w:t xml:space="preserve">        Дешифрує повідомлення: M = C^d mod n</w:t>
-      </w:r>
-      <w:r>
-        <w:br/>
-      </w:r>
-      <w:r>
-        <w:rPr>
-          <w:rStyle w:val="VerbatimChar"/>
-        </w:rPr>
-        <w:t xml:space="preserve">        """</w:t>
-      </w:r>
-      <w:r>
-        <w:br/>
-      </w:r>
-      <w:r>
-        <w:rPr>
-          <w:rStyle w:val="VerbatimChar"/>
-        </w:rPr>
-        <w:t xml:space="preserve">        return mod_pow(ciphertext, self.d, self.n)</w:t>
-      </w:r>
-      <w:r>
-        <w:br/>
-      </w:r>
-      <w:r>
-        <w:br/>
-      </w:r>
-      <w:r>
-        <w:rPr>
-          <w:rStyle w:val="VerbatimChar"/>
-        </w:rPr>
-        <w:t xml:space="preserve">    def encrypt_with_public_key(self, plaintext: int, e: int, n: int) -&gt; int:</w:t>
-      </w:r>
-      <w:r>
-        <w:br/>
-      </w:r>
-      <w:r>
-        <w:rPr>
-          <w:rStyle w:val="VerbatimChar"/>
-        </w:rPr>
-        <w:t xml:space="preserve">        """Шифрує з чужим відкритим ключем."""</w:t>
-      </w:r>
-      <w:r>
-        <w:br/>
-      </w:r>
-      <w:r>
-        <w:rPr>
-          <w:rStyle w:val="VerbatimChar"/>
-        </w:rPr>
-        <w:t xml:space="preserve">        return mod_pow(plaintext, e, n)</w:t>
+        <w:t xml:space="preserve">#include &lt;iostream&gt;</w:t>
+      </w:r>
+      <w:r>
+        <w:br/>
+      </w:r>
+      <w:r>
+        <w:rPr>
+          <w:rStyle w:val="VerbatimChar"/>
+        </w:rPr>
+        <w:t xml:space="preserve">#include &lt;stdexcept&gt;</w:t>
+      </w:r>
+      <w:r>
+        <w:br/>
+      </w:r>
+      <w:r>
+        <w:br/>
+      </w:r>
+      <w:r>
+        <w:rPr>
+          <w:rStyle w:val="VerbatimChar"/>
+        </w:rPr>
+        <w:t xml:space="preserve">using u64 = unsigned long long;</w:t>
+      </w:r>
+      <w:r>
+        <w:br/>
+      </w:r>
+      <w:r>
+        <w:br/>
+      </w:r>
+      <w:r>
+        <w:rPr>
+          <w:rStyle w:val="VerbatimChar"/>
+        </w:rPr>
+        <w:t xml:space="preserve">long long gcdValue(long long a, long long b);      // з кроку 1</w:t>
+      </w:r>
+      <w:r>
+        <w:br/>
+      </w:r>
+      <w:r>
+        <w:rPr>
+          <w:rStyle w:val="VerbatimChar"/>
+        </w:rPr>
+        <w:t xml:space="preserve">long long modInverse(long long e, long long phi);  // з кроку 1</w:t>
+      </w:r>
+      <w:r>
+        <w:br/>
+      </w:r>
+      <w:r>
+        <w:rPr>
+          <w:rStyle w:val="VerbatimChar"/>
+        </w:rPr>
+        <w:t xml:space="preserve">u64 modPow(u64 base, u64 exp, u64 modulus);        // з кроку 1</w:t>
+      </w:r>
+      <w:r>
+        <w:br/>
+      </w:r>
+      <w:r>
+        <w:rPr>
+          <w:rStyle w:val="VerbatimChar"/>
+        </w:rPr>
+        <w:t xml:space="preserve">u64 generatePrime(int bits);                       // з кроку 1</w:t>
+      </w:r>
+      <w:r>
+        <w:br/>
+      </w:r>
+      <w:r>
+        <w:br/>
+      </w:r>
+      <w:r>
+        <w:rPr>
+          <w:rStyle w:val="VerbatimChar"/>
+        </w:rPr>
+        <w:t xml:space="preserve">class RSA {</w:t>
+      </w:r>
+      <w:r>
+        <w:br/>
+      </w:r>
+      <w:r>
+        <w:rPr>
+          <w:rStyle w:val="VerbatimChar"/>
+        </w:rPr>
+        <w:t xml:space="preserve">public:</w:t>
+      </w:r>
+      <w:r>
+        <w:br/>
+      </w:r>
+      <w:r>
+        <w:rPr>
+          <w:rStyle w:val="VerbatimChar"/>
+        </w:rPr>
+        <w:t xml:space="preserve">    // Ключова пара з наперед заданих простих чисел</w:t>
+      </w:r>
+      <w:r>
+        <w:br/>
+      </w:r>
+      <w:r>
+        <w:rPr>
+          <w:rStyle w:val="VerbatimChar"/>
+        </w:rPr>
+        <w:t xml:space="preserve">    RSA(u64 p, u64 q) : p_(p), q_(q) {</w:t>
+      </w:r>
+      <w:r>
+        <w:br/>
+      </w:r>
+      <w:r>
+        <w:rPr>
+          <w:rStyle w:val="VerbatimChar"/>
+        </w:rPr>
+        <w:t xml:space="preserve">        init();</w:t>
+      </w:r>
+      <w:r>
+        <w:br/>
+      </w:r>
+      <w:r>
+        <w:rPr>
+          <w:rStyle w:val="VerbatimChar"/>
+        </w:rPr>
+        <w:t xml:space="preserve">    }</w:t>
+      </w:r>
+      <w:r>
+        <w:br/>
+      </w:r>
+      <w:r>
+        <w:br/>
+      </w:r>
+      <w:r>
+        <w:rPr>
+          <w:rStyle w:val="VerbatimChar"/>
+        </w:rPr>
+        <w:t xml:space="preserve">    // Ключова пара з випадкових простих заданої розрядності</w:t>
+      </w:r>
+      <w:r>
+        <w:br/>
+      </w:r>
+      <w:r>
+        <w:rPr>
+          <w:rStyle w:val="VerbatimChar"/>
+        </w:rPr>
+        <w:t xml:space="preserve">    explicit RSA(int bits = 30) {</w:t>
+      </w:r>
+      <w:r>
+        <w:br/>
+      </w:r>
+      <w:r>
+        <w:rPr>
+          <w:rStyle w:val="VerbatimChar"/>
+        </w:rPr>
+        <w:t xml:space="preserve">        p_ = generatePrime(bits / 2);</w:t>
+      </w:r>
+      <w:r>
+        <w:br/>
+      </w:r>
+      <w:r>
+        <w:rPr>
+          <w:rStyle w:val="VerbatimChar"/>
+        </w:rPr>
+        <w:t xml:space="preserve">        do {</w:t>
+      </w:r>
+      <w:r>
+        <w:br/>
+      </w:r>
+      <w:r>
+        <w:rPr>
+          <w:rStyle w:val="VerbatimChar"/>
+        </w:rPr>
+        <w:t xml:space="preserve">            q_ = generatePrime(bits / 2);</w:t>
+      </w:r>
+      <w:r>
+        <w:br/>
+      </w:r>
+      <w:r>
+        <w:rPr>
+          <w:rStyle w:val="VerbatimChar"/>
+        </w:rPr>
+        <w:t xml:space="preserve">        } while (q_ == p_);  // p і q мають бути різними</w:t>
+      </w:r>
+      <w:r>
+        <w:br/>
+      </w:r>
+      <w:r>
+        <w:rPr>
+          <w:rStyle w:val="VerbatimChar"/>
+        </w:rPr>
+        <w:t xml:space="preserve">        init();</w:t>
+      </w:r>
+      <w:r>
+        <w:br/>
+      </w:r>
+      <w:r>
+        <w:rPr>
+          <w:rStyle w:val="VerbatimChar"/>
+        </w:rPr>
+        <w:t xml:space="preserve">    }</w:t>
+      </w:r>
+      <w:r>
+        <w:br/>
+      </w:r>
+      <w:r>
+        <w:br/>
+      </w:r>
+      <w:r>
+        <w:rPr>
+          <w:rStyle w:val="VerbatimChar"/>
+        </w:rPr>
+        <w:t xml:space="preserve">    u64 modulus() const { return n_; }</w:t>
+      </w:r>
+      <w:r>
+        <w:br/>
+      </w:r>
+      <w:r>
+        <w:rPr>
+          <w:rStyle w:val="VerbatimChar"/>
+        </w:rPr>
+        <w:t xml:space="preserve">    u64 phi() const { return phi_; }</w:t>
+      </w:r>
+      <w:r>
+        <w:br/>
+      </w:r>
+      <w:r>
+        <w:rPr>
+          <w:rStyle w:val="VerbatimChar"/>
+        </w:rPr>
+        <w:t xml:space="preserve">    u64 publicExponent() const { return e_; }</w:t>
+      </w:r>
+      <w:r>
+        <w:br/>
+      </w:r>
+      <w:r>
+        <w:rPr>
+          <w:rStyle w:val="VerbatimChar"/>
+        </w:rPr>
+        <w:t xml:space="preserve">    u64 privateExponent() const { return d_; }</w:t>
+      </w:r>
+      <w:r>
+        <w:br/>
+      </w:r>
+      <w:r>
+        <w:br/>
+      </w:r>
+      <w:r>
+        <w:rPr>
+          <w:rStyle w:val="VerbatimChar"/>
+        </w:rPr>
+        <w:t xml:space="preserve">    // Зашифрування: C = M^e mod n</w:t>
+      </w:r>
+      <w:r>
+        <w:br/>
+      </w:r>
+      <w:r>
+        <w:rPr>
+          <w:rStyle w:val="VerbatimChar"/>
+        </w:rPr>
+        <w:t xml:space="preserve">    u64 encrypt(u64 message) const {</w:t>
+      </w:r>
+      <w:r>
+        <w:br/>
+      </w:r>
+      <w:r>
+        <w:rPr>
+          <w:rStyle w:val="VerbatimChar"/>
+        </w:rPr>
+        <w:t xml:space="preserve">        if (message &gt;= n_) {</w:t>
+      </w:r>
+      <w:r>
+        <w:br/>
+      </w:r>
+      <w:r>
+        <w:rPr>
+          <w:rStyle w:val="VerbatimChar"/>
+        </w:rPr>
+        <w:t xml:space="preserve">            throw std::runtime_error("Повідомлення не менше за модуль n");</w:t>
+      </w:r>
+      <w:r>
+        <w:br/>
+      </w:r>
+      <w:r>
+        <w:rPr>
+          <w:rStyle w:val="VerbatimChar"/>
+        </w:rPr>
+        <w:t xml:space="preserve">        }</w:t>
+      </w:r>
+      <w:r>
+        <w:br/>
+      </w:r>
+      <w:r>
+        <w:rPr>
+          <w:rStyle w:val="VerbatimChar"/>
+        </w:rPr>
+        <w:t xml:space="preserve">        return modPow(message, e_, n_);</w:t>
+      </w:r>
+      <w:r>
+        <w:br/>
+      </w:r>
+      <w:r>
+        <w:rPr>
+          <w:rStyle w:val="VerbatimChar"/>
+        </w:rPr>
+        <w:t xml:space="preserve">    }</w:t>
+      </w:r>
+      <w:r>
+        <w:br/>
+      </w:r>
+      <w:r>
+        <w:br/>
+      </w:r>
+      <w:r>
+        <w:rPr>
+          <w:rStyle w:val="VerbatimChar"/>
+        </w:rPr>
+        <w:t xml:space="preserve">    // Розшифрування: M = C^d mod n</w:t>
+      </w:r>
+      <w:r>
+        <w:br/>
+      </w:r>
+      <w:r>
+        <w:rPr>
+          <w:rStyle w:val="VerbatimChar"/>
+        </w:rPr>
+        <w:t xml:space="preserve">    u64 decrypt(u64 ciphertext) const {</w:t>
+      </w:r>
+      <w:r>
+        <w:br/>
+      </w:r>
+      <w:r>
+        <w:rPr>
+          <w:rStyle w:val="VerbatimChar"/>
+        </w:rPr>
+        <w:t xml:space="preserve">        return modPow(ciphertext, d_, n_);</w:t>
+      </w:r>
+      <w:r>
+        <w:br/>
+      </w:r>
+      <w:r>
+        <w:rPr>
+          <w:rStyle w:val="VerbatimChar"/>
+        </w:rPr>
+        <w:t xml:space="preserve">    }</w:t>
+      </w:r>
+      <w:r>
+        <w:br/>
+      </w:r>
+      <w:r>
+        <w:br/>
+      </w:r>
+      <w:r>
+        <w:rPr>
+          <w:rStyle w:val="VerbatimChar"/>
+        </w:rPr>
+        <w:t xml:space="preserve">    // Зашифрування чужим відкритим ключем</w:t>
+      </w:r>
+      <w:r>
+        <w:br/>
+      </w:r>
+      <w:r>
+        <w:rPr>
+          <w:rStyle w:val="VerbatimChar"/>
+        </w:rPr>
+        <w:t xml:space="preserve">    static u64 encryptWith(u64 message, u64 e, u64 n) {</w:t>
+      </w:r>
+      <w:r>
+        <w:br/>
+      </w:r>
+      <w:r>
+        <w:rPr>
+          <w:rStyle w:val="VerbatimChar"/>
+        </w:rPr>
+        <w:t xml:space="preserve">        return modPow(message, e, n);</w:t>
+      </w:r>
+      <w:r>
+        <w:br/>
+      </w:r>
+      <w:r>
+        <w:rPr>
+          <w:rStyle w:val="VerbatimChar"/>
+        </w:rPr>
+        <w:t xml:space="preserve">    }</w:t>
+      </w:r>
+      <w:r>
+        <w:br/>
+      </w:r>
+      <w:r>
+        <w:br/>
+      </w:r>
+      <w:r>
+        <w:rPr>
+          <w:rStyle w:val="VerbatimChar"/>
+        </w:rPr>
+        <w:t xml:space="preserve">private:</w:t>
+      </w:r>
+      <w:r>
+        <w:br/>
+      </w:r>
+      <w:r>
+        <w:rPr>
+          <w:rStyle w:val="VerbatimChar"/>
+        </w:rPr>
+        <w:t xml:space="preserve">    void init() {</w:t>
+      </w:r>
+      <w:r>
+        <w:br/>
+      </w:r>
+      <w:r>
+        <w:rPr>
+          <w:rStyle w:val="VerbatimChar"/>
+        </w:rPr>
+        <w:t xml:space="preserve">        n_ = p_ * q_;</w:t>
+      </w:r>
+      <w:r>
+        <w:br/>
+      </w:r>
+      <w:r>
+        <w:rPr>
+          <w:rStyle w:val="VerbatimChar"/>
+        </w:rPr>
+        <w:t xml:space="preserve">        phi_ = (p_ - 1) * (q_ - 1);</w:t>
+      </w:r>
+      <w:r>
+        <w:br/>
+      </w:r>
+      <w:r>
+        <w:br/>
+      </w:r>
+      <w:r>
+        <w:rPr>
+          <w:rStyle w:val="VerbatimChar"/>
+        </w:rPr>
+        <w:t xml:space="preserve">        e_ = 65537;                       // типовий відкритий експонент</w:t>
+      </w:r>
+      <w:r>
+        <w:br/>
+      </w:r>
+      <w:r>
+        <w:rPr>
+          <w:rStyle w:val="VerbatimChar"/>
+        </w:rPr>
+        <w:t xml:space="preserve">        if (e_ &gt;= phi_) e_ = 17;          // для навчальних малих ключів</w:t>
+      </w:r>
+      <w:r>
+        <w:br/>
+      </w:r>
+      <w:r>
+        <w:rPr>
+          <w:rStyle w:val="VerbatimChar"/>
+        </w:rPr>
+        <w:t xml:space="preserve">        while (gcdValue(static_cast&lt;long long&gt;(e_), static_cast&lt;long long&gt;(phi_)) != 1) {</w:t>
+      </w:r>
+      <w:r>
+        <w:br/>
+      </w:r>
+      <w:r>
+        <w:rPr>
+          <w:rStyle w:val="VerbatimChar"/>
+        </w:rPr>
+        <w:t xml:space="preserve">            e_ += 2;</w:t>
+      </w:r>
+      <w:r>
+        <w:br/>
+      </w:r>
+      <w:r>
+        <w:rPr>
+          <w:rStyle w:val="VerbatimChar"/>
+        </w:rPr>
+        <w:t xml:space="preserve">        }</w:t>
+      </w:r>
+      <w:r>
+        <w:br/>
+      </w:r>
+      <w:r>
+        <w:br/>
+      </w:r>
+      <w:r>
+        <w:rPr>
+          <w:rStyle w:val="VerbatimChar"/>
+        </w:rPr>
+        <w:t xml:space="preserve">        d_ = static_cast&lt;u64&gt;(modInverse(static_cast&lt;long long&gt;(e_),</w:t>
+      </w:r>
+      <w:r>
+        <w:br/>
+      </w:r>
+      <w:r>
+        <w:rPr>
+          <w:rStyle w:val="VerbatimChar"/>
+        </w:rPr>
+        <w:t xml:space="preserve">                                         static_cast&lt;long long&gt;(phi_)));</w:t>
+      </w:r>
+      <w:r>
+        <w:br/>
+      </w:r>
+      <w:r>
+        <w:rPr>
+          <w:rStyle w:val="VerbatimChar"/>
+        </w:rPr>
+        <w:t xml:space="preserve">    }</w:t>
+      </w:r>
+      <w:r>
+        <w:br/>
+      </w:r>
+      <w:r>
+        <w:br/>
+      </w:r>
+      <w:r>
+        <w:rPr>
+          <w:rStyle w:val="VerbatimChar"/>
+        </w:rPr>
+        <w:t xml:space="preserve">    u64 p_ = 0, q_ = 0, n_ = 0, phi_ = 0, e_ = 0, d_ = 0;</w:t>
+      </w:r>
+      <w:r>
+        <w:br/>
+      </w:r>
+      <w:r>
+        <w:rPr>
+          <w:rStyle w:val="VerbatimChar"/>
+        </w:rPr>
+        <w:t xml:space="preserve">};</w:t>
       </w:r>
     </w:p>
     <w:bookmarkEnd w:id="17"/>
@@ -2249,160 +2531,286 @@
         <w:rPr>
           <w:rStyle w:val="VerbatimChar"/>
         </w:rPr>
-        <w:t xml:space="preserve">def text_to_number(text: str) -&gt; int:</w:t>
-      </w:r>
-      <w:r>
-        <w:br/>
-      </w:r>
-      <w:r>
-        <w:rPr>
-          <w:rStyle w:val="VerbatimChar"/>
-        </w:rPr>
-        <w:t xml:space="preserve">    """Конвертує текст у число."""</w:t>
-      </w:r>
-      <w:r>
-        <w:br/>
-      </w:r>
-      <w:r>
-        <w:rPr>
-          <w:rStyle w:val="VerbatimChar"/>
-        </w:rPr>
-        <w:t xml:space="preserve">    return int.from_bytes(text.encode('utf-8'), 'big')</w:t>
-      </w:r>
-      <w:r>
-        <w:br/>
-      </w:r>
-      <w:r>
-        <w:br/>
-      </w:r>
-      <w:r>
-        <w:rPr>
-          <w:rStyle w:val="VerbatimChar"/>
-        </w:rPr>
-        <w:t xml:space="preserve">def number_to_text(number: int) -&gt; str:</w:t>
-      </w:r>
-      <w:r>
-        <w:br/>
-      </w:r>
-      <w:r>
-        <w:rPr>
-          <w:rStyle w:val="VerbatimChar"/>
-        </w:rPr>
-        <w:t xml:space="preserve">    """Конвертує число назад у текст."""</w:t>
-      </w:r>
-      <w:r>
-        <w:br/>
-      </w:r>
-      <w:r>
-        <w:rPr>
-          <w:rStyle w:val="VerbatimChar"/>
-        </w:rPr>
-        <w:t xml:space="preserve">    length = (number.bit_length() + 7) // 8</w:t>
-      </w:r>
-      <w:r>
-        <w:br/>
-      </w:r>
-      <w:r>
-        <w:rPr>
-          <w:rStyle w:val="VerbatimChar"/>
-        </w:rPr>
-        <w:t xml:space="preserve">    return number.to_bytes(length, 'big').decode('utf-8')</w:t>
-      </w:r>
-      <w:r>
-        <w:br/>
-      </w:r>
-      <w:r>
-        <w:br/>
-      </w:r>
-      <w:r>
-        <w:rPr>
-          <w:rStyle w:val="VerbatimChar"/>
-        </w:rPr>
-        <w:t xml:space="preserve">def encrypt_text(rsa: RSA, text: str) -&gt; int:</w:t>
-      </w:r>
-      <w:r>
-        <w:br/>
-      </w:r>
-      <w:r>
-        <w:rPr>
-          <w:rStyle w:val="VerbatimChar"/>
-        </w:rPr>
-        <w:t xml:space="preserve">    """Шифрує текстове повідомлення."""</w:t>
-      </w:r>
-      <w:r>
-        <w:br/>
-      </w:r>
-      <w:r>
-        <w:rPr>
-          <w:rStyle w:val="VerbatimChar"/>
-        </w:rPr>
-        <w:t xml:space="preserve">    m = text_to_number(text)</w:t>
-      </w:r>
-      <w:r>
-        <w:br/>
-      </w:r>
-      <w:r>
-        <w:rPr>
-          <w:rStyle w:val="VerbatimChar"/>
-        </w:rPr>
-        <w:t xml:space="preserve">    if m &gt;= rsa.n:</w:t>
-      </w:r>
-      <w:r>
-        <w:br/>
-      </w:r>
-      <w:r>
-        <w:rPr>
-          <w:rStyle w:val="VerbatimChar"/>
-        </w:rPr>
-        <w:t xml:space="preserve">        raise ValueError("Текст занадто довгий для цього ключа")</w:t>
-      </w:r>
-      <w:r>
-        <w:br/>
-      </w:r>
-      <w:r>
-        <w:rPr>
-          <w:rStyle w:val="VerbatimChar"/>
-        </w:rPr>
-        <w:t xml:space="preserve">    return rsa.encrypt(m)</w:t>
-      </w:r>
-      <w:r>
-        <w:br/>
-      </w:r>
-      <w:r>
-        <w:br/>
-      </w:r>
-      <w:r>
-        <w:rPr>
-          <w:rStyle w:val="VerbatimChar"/>
-        </w:rPr>
-        <w:t xml:space="preserve">def decrypt_text(rsa: RSA, ciphertext: int) -&gt; str:</w:t>
-      </w:r>
-      <w:r>
-        <w:br/>
-      </w:r>
-      <w:r>
-        <w:rPr>
-          <w:rStyle w:val="VerbatimChar"/>
-        </w:rPr>
-        <w:t xml:space="preserve">    """Дешифрує повідомлення у текст."""</w:t>
-      </w:r>
-      <w:r>
-        <w:br/>
-      </w:r>
-      <w:r>
-        <w:rPr>
-          <w:rStyle w:val="VerbatimChar"/>
-        </w:rPr>
-        <w:t xml:space="preserve">    m = rsa.decrypt(ciphertext)</w:t>
-      </w:r>
-      <w:r>
-        <w:br/>
-      </w:r>
-      <w:r>
-        <w:rPr>
-          <w:rStyle w:val="VerbatimChar"/>
-        </w:rPr>
-        <w:t xml:space="preserve">    return number_to_text(m)</w:t>
+        <w:t xml:space="preserve">#include &lt;iostream&gt;</w:t>
+      </w:r>
+      <w:r>
+        <w:br/>
+      </w:r>
+      <w:r>
+        <w:rPr>
+          <w:rStyle w:val="VerbatimChar"/>
+        </w:rPr>
+        <w:t xml:space="preserve">#include &lt;string&gt;</w:t>
+      </w:r>
+      <w:r>
+        <w:br/>
+      </w:r>
+      <w:r>
+        <w:rPr>
+          <w:rStyle w:val="VerbatimChar"/>
+        </w:rPr>
+        <w:t xml:space="preserve">#include &lt;vector&gt;</w:t>
+      </w:r>
+      <w:r>
+        <w:br/>
+      </w:r>
+      <w:r>
+        <w:br/>
+      </w:r>
+      <w:r>
+        <w:rPr>
+          <w:rStyle w:val="VerbatimChar"/>
+        </w:rPr>
+        <w:t xml:space="preserve">using u64 = unsigned long long;</w:t>
+      </w:r>
+      <w:r>
+        <w:br/>
+      </w:r>
+      <w:r>
+        <w:br/>
+      </w:r>
+      <w:r>
+        <w:rPr>
+          <w:rStyle w:val="VerbatimChar"/>
+        </w:rPr>
+        <w:t xml:space="preserve">// Текст шифрується посимвольно: кожен байт перетворюється на окреме число.</w:t>
+      </w:r>
+      <w:r>
+        <w:br/>
+      </w:r>
+      <w:r>
+        <w:rPr>
+          <w:rStyle w:val="VerbatimChar"/>
+        </w:rPr>
+        <w:t xml:space="preserve">// Такий режим наочний, але в реальних системах не застосовується — він</w:t>
+      </w:r>
+      <w:r>
+        <w:br/>
+      </w:r>
+      <w:r>
+        <w:rPr>
+          <w:rStyle w:val="VerbatimChar"/>
+        </w:rPr>
+        <w:t xml:space="preserve">// зберігає статистику тексту, як і шифр простої заміни.</w:t>
+      </w:r>
+      <w:r>
+        <w:br/>
+      </w:r>
+      <w:r>
+        <w:rPr>
+          <w:rStyle w:val="VerbatimChar"/>
+        </w:rPr>
+        <w:t xml:space="preserve">std::vector&lt;u64&gt; encryptText(const RSA&amp; rsa, const std::string&amp; text) {</w:t>
+      </w:r>
+      <w:r>
+        <w:br/>
+      </w:r>
+      <w:r>
+        <w:rPr>
+          <w:rStyle w:val="VerbatimChar"/>
+        </w:rPr>
+        <w:t xml:space="preserve">    std::vector&lt;u64&gt; ciphertext;</w:t>
+      </w:r>
+      <w:r>
+        <w:br/>
+      </w:r>
+      <w:r>
+        <w:rPr>
+          <w:rStyle w:val="VerbatimChar"/>
+        </w:rPr>
+        <w:t xml:space="preserve">    ciphertext.reserve(text.size());</w:t>
+      </w:r>
+      <w:r>
+        <w:br/>
+      </w:r>
+      <w:r>
+        <w:br/>
+      </w:r>
+      <w:r>
+        <w:rPr>
+          <w:rStyle w:val="VerbatimChar"/>
+        </w:rPr>
+        <w:t xml:space="preserve">    for (unsigned char c : text) {</w:t>
+      </w:r>
+      <w:r>
+        <w:br/>
+      </w:r>
+      <w:r>
+        <w:rPr>
+          <w:rStyle w:val="VerbatimChar"/>
+        </w:rPr>
+        <w:t xml:space="preserve">        ciphertext.push_back(rsa.encrypt(static_cast&lt;u64&gt;(c)));</w:t>
+      </w:r>
+      <w:r>
+        <w:br/>
+      </w:r>
+      <w:r>
+        <w:rPr>
+          <w:rStyle w:val="VerbatimChar"/>
+        </w:rPr>
+        <w:t xml:space="preserve">    }</w:t>
+      </w:r>
+      <w:r>
+        <w:br/>
+      </w:r>
+      <w:r>
+        <w:rPr>
+          <w:rStyle w:val="VerbatimChar"/>
+        </w:rPr>
+        <w:t xml:space="preserve">    return ciphertext;</w:t>
+      </w:r>
+      <w:r>
+        <w:br/>
+      </w:r>
+      <w:r>
+        <w:rPr>
+          <w:rStyle w:val="VerbatimChar"/>
+        </w:rPr>
+        <w:t xml:space="preserve">}</w:t>
+      </w:r>
+      <w:r>
+        <w:br/>
+      </w:r>
+      <w:r>
+        <w:br/>
+      </w:r>
+      <w:r>
+        <w:rPr>
+          <w:rStyle w:val="VerbatimChar"/>
+        </w:rPr>
+        <w:t xml:space="preserve">std::string decryptText(const RSA&amp; rsa, const std::vector&lt;u64&gt;&amp; ciphertext) {</w:t>
+      </w:r>
+      <w:r>
+        <w:br/>
+      </w:r>
+      <w:r>
+        <w:rPr>
+          <w:rStyle w:val="VerbatimChar"/>
+        </w:rPr>
+        <w:t xml:space="preserve">    std::string text;</w:t>
+      </w:r>
+      <w:r>
+        <w:br/>
+      </w:r>
+      <w:r>
+        <w:rPr>
+          <w:rStyle w:val="VerbatimChar"/>
+        </w:rPr>
+        <w:t xml:space="preserve">    text.reserve(ciphertext.size());</w:t>
+      </w:r>
+      <w:r>
+        <w:br/>
+      </w:r>
+      <w:r>
+        <w:br/>
+      </w:r>
+      <w:r>
+        <w:rPr>
+          <w:rStyle w:val="VerbatimChar"/>
+        </w:rPr>
+        <w:t xml:space="preserve">    for (u64 block : ciphertext) {</w:t>
+      </w:r>
+      <w:r>
+        <w:br/>
+      </w:r>
+      <w:r>
+        <w:rPr>
+          <w:rStyle w:val="VerbatimChar"/>
+        </w:rPr>
+        <w:t xml:space="preserve">        text += static_cast&lt;char&gt;(rsa.decrypt(block));</w:t>
+      </w:r>
+      <w:r>
+        <w:br/>
+      </w:r>
+      <w:r>
+        <w:rPr>
+          <w:rStyle w:val="VerbatimChar"/>
+        </w:rPr>
+        <w:t xml:space="preserve">    }</w:t>
+      </w:r>
+      <w:r>
+        <w:br/>
+      </w:r>
+      <w:r>
+        <w:rPr>
+          <w:rStyle w:val="VerbatimChar"/>
+        </w:rPr>
+        <w:t xml:space="preserve">    return text;</w:t>
+      </w:r>
+      <w:r>
+        <w:br/>
+      </w:r>
+      <w:r>
+        <w:rPr>
+          <w:rStyle w:val="VerbatimChar"/>
+        </w:rPr>
+        <w:t xml:space="preserve">}</w:t>
+      </w:r>
+      <w:r>
+        <w:br/>
+      </w:r>
+      <w:r>
+        <w:br/>
+      </w:r>
+      <w:r>
+        <w:rPr>
+          <w:rStyle w:val="VerbatimChar"/>
+        </w:rPr>
+        <w:t xml:space="preserve">void printBlocks(const std::vector&lt;u64&gt;&amp; blocks) {</w:t>
+      </w:r>
+      <w:r>
+        <w:br/>
+      </w:r>
+      <w:r>
+        <w:rPr>
+          <w:rStyle w:val="VerbatimChar"/>
+        </w:rPr>
+        <w:t xml:space="preserve">    for (size_t i = 0; i &lt; blocks.size(); ++i) {</w:t>
+      </w:r>
+      <w:r>
+        <w:br/>
+      </w:r>
+      <w:r>
+        <w:rPr>
+          <w:rStyle w:val="VerbatimChar"/>
+        </w:rPr>
+        <w:t xml:space="preserve">        std::cout &lt;&lt; blocks[i];</w:t>
+      </w:r>
+      <w:r>
+        <w:br/>
+      </w:r>
+      <w:r>
+        <w:rPr>
+          <w:rStyle w:val="VerbatimChar"/>
+        </w:rPr>
+        <w:t xml:space="preserve">        if (i + 1 &lt; blocks.size()) std::cout &lt;&lt; ' ';</w:t>
+      </w:r>
+      <w:r>
+        <w:br/>
+      </w:r>
+      <w:r>
+        <w:rPr>
+          <w:rStyle w:val="VerbatimChar"/>
+        </w:rPr>
+        <w:t xml:space="preserve">    }</w:t>
+      </w:r>
+      <w:r>
+        <w:br/>
+      </w:r>
+      <w:r>
+        <w:rPr>
+          <w:rStyle w:val="VerbatimChar"/>
+        </w:rPr>
+        <w:t xml:space="preserve">    std::cout &lt;&lt; "\n";</w:t>
+      </w:r>
+      <w:r>
+        <w:br/>
+      </w:r>
+      <w:r>
+        <w:rPr>
+          <w:rStyle w:val="VerbatimChar"/>
+        </w:rPr>
+        <w:t xml:space="preserve">}</w:t>
       </w:r>
     </w:p>
     <w:bookmarkEnd w:id="18"/>
@@ -2423,523 +2831,511 @@
         <w:rPr>
           <w:rStyle w:val="VerbatimChar"/>
         </w:rPr>
-        <w:t xml:space="preserve">def demo():</w:t>
-      </w:r>
-      <w:r>
-        <w:br/>
-      </w:r>
-      <w:r>
-        <w:rPr>
-          <w:rStyle w:val="VerbatimChar"/>
-        </w:rPr>
-        <w:t xml:space="preserve">    print("=" * 60)</w:t>
-      </w:r>
-      <w:r>
-        <w:br/>
-      </w:r>
-      <w:r>
-        <w:rPr>
-          <w:rStyle w:val="VerbatimChar"/>
-        </w:rPr>
-        <w:t xml:space="preserve">    print("ДЕМОНСТРАЦІЯ АЛГОРИТМУ RSA")</w:t>
-      </w:r>
-      <w:r>
-        <w:br/>
-      </w:r>
-      <w:r>
-        <w:rPr>
-          <w:rStyle w:val="VerbatimChar"/>
-        </w:rPr>
-        <w:t xml:space="preserve">    print("=" * 60)</w:t>
-      </w:r>
-      <w:r>
-        <w:br/>
-      </w:r>
-      <w:r>
-        <w:br/>
-      </w:r>
-      <w:r>
-        <w:rPr>
-          <w:rStyle w:val="VerbatimChar"/>
-        </w:rPr>
-        <w:t xml:space="preserve">    # Приклад з малими простими (для демонстрації)</w:t>
-      </w:r>
-      <w:r>
-        <w:br/>
-      </w:r>
-      <w:r>
-        <w:rPr>
-          <w:rStyle w:val="VerbatimChar"/>
-        </w:rPr>
-        <w:t xml:space="preserve">    p, q = 61, 53</w:t>
-      </w:r>
-      <w:r>
-        <w:br/>
-      </w:r>
-      <w:r>
-        <w:rPr>
-          <w:rStyle w:val="VerbatimChar"/>
-        </w:rPr>
-        <w:t xml:space="preserve">    rsa = RSA(p, q)</w:t>
-      </w:r>
-      <w:r>
-        <w:br/>
-      </w:r>
-      <w:r>
-        <w:br/>
-      </w:r>
-      <w:r>
-        <w:rPr>
-          <w:rStyle w:val="VerbatimChar"/>
-        </w:rPr>
-        <w:t xml:space="preserve">    print(f"\n1. ГЕНЕРАЦІЯ КЛЮЧІВ")</w:t>
-      </w:r>
-      <w:r>
-        <w:br/>
-      </w:r>
-      <w:r>
-        <w:rPr>
-          <w:rStyle w:val="VerbatimChar"/>
-        </w:rPr>
-        <w:t xml:space="preserve">    print(f"   p = {p}")</w:t>
-      </w:r>
-      <w:r>
-        <w:br/>
-      </w:r>
-      <w:r>
-        <w:rPr>
-          <w:rStyle w:val="VerbatimChar"/>
-        </w:rPr>
-        <w:t xml:space="preserve">    print(f"   q = {q}")</w:t>
-      </w:r>
-      <w:r>
-        <w:br/>
-      </w:r>
-      <w:r>
-        <w:rPr>
-          <w:rStyle w:val="VerbatimChar"/>
-        </w:rPr>
-        <w:t xml:space="preserve">    print(f"   n = p × q = {rsa.n}")</w:t>
-      </w:r>
-      <w:r>
-        <w:br/>
-      </w:r>
-      <w:r>
-        <w:rPr>
-          <w:rStyle w:val="VerbatimChar"/>
-        </w:rPr>
-        <w:t xml:space="preserve">    print(f"   φ(n) = (p-1)(q-1) = {rsa.phi}")</w:t>
-      </w:r>
-      <w:r>
-        <w:br/>
-      </w:r>
-      <w:r>
-        <w:rPr>
-          <w:rStyle w:val="VerbatimChar"/>
-        </w:rPr>
-        <w:t xml:space="preserve">    print(f"   e = {rsa.e}")</w:t>
-      </w:r>
-      <w:r>
-        <w:br/>
-      </w:r>
-      <w:r>
-        <w:rPr>
-          <w:rStyle w:val="VerbatimChar"/>
-        </w:rPr>
-        <w:t xml:space="preserve">    print(f"   d = {rsa.d}")</w:t>
-      </w:r>
-      <w:r>
-        <w:br/>
-      </w:r>
-      <w:r>
-        <w:rPr>
-          <w:rStyle w:val="VerbatimChar"/>
-        </w:rPr>
-        <w:t xml:space="preserve">    print(f"\n   Відкритий ключ: ({rsa.e}, {rsa.n})")</w:t>
-      </w:r>
-      <w:r>
-        <w:br/>
-      </w:r>
-      <w:r>
-        <w:rPr>
-          <w:rStyle w:val="VerbatimChar"/>
-        </w:rPr>
-        <w:t xml:space="preserve">    print(f"   Закритий ключ: ({rsa.d}, {rsa.n})")</w:t>
-      </w:r>
-      <w:r>
-        <w:br/>
-      </w:r>
-      <w:r>
-        <w:br/>
-      </w:r>
-      <w:r>
-        <w:rPr>
-          <w:rStyle w:val="VerbatimChar"/>
-        </w:rPr>
-        <w:t xml:space="preserve">    # Перевірка: e * d ≡ 1 (mod φ(n))</w:t>
-      </w:r>
-      <w:r>
-        <w:br/>
-      </w:r>
-      <w:r>
-        <w:rPr>
-          <w:rStyle w:val="VerbatimChar"/>
-        </w:rPr>
-        <w:t xml:space="preserve">    print(f"\n   Перевірка: e × d mod φ(n) = {(rsa.e * rsa.d) % rsa.phi}")</w:t>
-      </w:r>
-      <w:r>
-        <w:br/>
-      </w:r>
-      <w:r>
-        <w:br/>
-      </w:r>
-      <w:r>
-        <w:rPr>
-          <w:rStyle w:val="VerbatimChar"/>
-        </w:rPr>
-        <w:t xml:space="preserve">    # Шифрування числа</w:t>
-      </w:r>
-      <w:r>
-        <w:br/>
-      </w:r>
-      <w:r>
-        <w:rPr>
-          <w:rStyle w:val="VerbatimChar"/>
-        </w:rPr>
-        <w:t xml:space="preserve">    print(f"\n2. ШИФРУВАННЯ ЧИСЛА")</w:t>
-      </w:r>
-      <w:r>
-        <w:br/>
-      </w:r>
-      <w:r>
-        <w:rPr>
-          <w:rStyle w:val="VerbatimChar"/>
-        </w:rPr>
-        <w:t xml:space="preserve">    M = 65  # ASCII код 'A'</w:t>
-      </w:r>
-      <w:r>
-        <w:br/>
-      </w:r>
-      <w:r>
-        <w:rPr>
-          <w:rStyle w:val="VerbatimChar"/>
-        </w:rPr>
-        <w:t xml:space="preserve">    print(f"   Повідомлення M = {M} (символ '{chr(M)}')")</w:t>
-      </w:r>
-      <w:r>
-        <w:br/>
-      </w:r>
-      <w:r>
-        <w:br/>
-      </w:r>
-      <w:r>
-        <w:rPr>
-          <w:rStyle w:val="VerbatimChar"/>
-        </w:rPr>
-        <w:t xml:space="preserve">    C = rsa.encrypt(M)</w:t>
-      </w:r>
-      <w:r>
-        <w:br/>
-      </w:r>
-      <w:r>
-        <w:rPr>
-          <w:rStyle w:val="VerbatimChar"/>
-        </w:rPr>
-        <w:t xml:space="preserve">    print(f"   Шифротекст C = M^e mod n = {M}^{rsa.e} mod {rsa.n} = {C}")</w:t>
-      </w:r>
-      <w:r>
-        <w:br/>
-      </w:r>
-      <w:r>
-        <w:br/>
-      </w:r>
-      <w:r>
-        <w:rPr>
-          <w:rStyle w:val="VerbatimChar"/>
-        </w:rPr>
-        <w:t xml:space="preserve">    # Дешифрування</w:t>
-      </w:r>
-      <w:r>
-        <w:br/>
-      </w:r>
-      <w:r>
-        <w:rPr>
-          <w:rStyle w:val="VerbatimChar"/>
-        </w:rPr>
-        <w:t xml:space="preserve">    print(f"\n3. ДЕШИФРУВАННЯ")</w:t>
-      </w:r>
-      <w:r>
-        <w:br/>
-      </w:r>
-      <w:r>
-        <w:rPr>
-          <w:rStyle w:val="VerbatimChar"/>
-        </w:rPr>
-        <w:t xml:space="preserve">    M_dec = rsa.decrypt(C)</w:t>
-      </w:r>
-      <w:r>
-        <w:br/>
-      </w:r>
-      <w:r>
-        <w:rPr>
-          <w:rStyle w:val="VerbatimChar"/>
-        </w:rPr>
-        <w:t xml:space="preserve">    print(f"   Розшифроване M = C^d mod n = {C}^{rsa.d} mod {rsa.n} = {M_dec}")</w:t>
-      </w:r>
-      <w:r>
-        <w:br/>
-      </w:r>
-      <w:r>
-        <w:rPr>
-          <w:rStyle w:val="VerbatimChar"/>
-        </w:rPr>
-        <w:t xml:space="preserve">    print(f"   Символ: '{chr(M_dec)}'")</w:t>
-      </w:r>
-      <w:r>
-        <w:br/>
-      </w:r>
-      <w:r>
-        <w:br/>
-      </w:r>
-      <w:r>
-        <w:rPr>
-          <w:rStyle w:val="VerbatimChar"/>
-        </w:rPr>
-        <w:t xml:space="preserve">    if M == M_dec:</w:t>
-      </w:r>
-      <w:r>
-        <w:br/>
-      </w:r>
-      <w:r>
-        <w:rPr>
-          <w:rStyle w:val="VerbatimChar"/>
-        </w:rPr>
-        <w:t xml:space="preserve">        print(f"\n   ✓ Тест пройдено: розшифроване = оригінал")</w:t>
-      </w:r>
-      <w:r>
-        <w:br/>
-      </w:r>
-      <w:r>
-        <w:rPr>
-          <w:rStyle w:val="VerbatimChar"/>
-        </w:rPr>
-        <w:t xml:space="preserve">    else:</w:t>
-      </w:r>
-      <w:r>
-        <w:br/>
-      </w:r>
-      <w:r>
-        <w:rPr>
-          <w:rStyle w:val="VerbatimChar"/>
-        </w:rPr>
-        <w:t xml:space="preserve">        print(f"\n   ✗ Помилка!")</w:t>
-      </w:r>
-      <w:r>
-        <w:br/>
-      </w:r>
-      <w:r>
-        <w:br/>
-      </w:r>
-      <w:r>
-        <w:rPr>
-          <w:rStyle w:val="VerbatimChar"/>
-        </w:rPr>
-        <w:t xml:space="preserve">    # Шифрування тексту (з більшим ключем)</w:t>
-      </w:r>
-      <w:r>
-        <w:br/>
-      </w:r>
-      <w:r>
-        <w:rPr>
-          <w:rStyle w:val="VerbatimChar"/>
-        </w:rPr>
-        <w:t xml:space="preserve">    print(f"\n4. ШИФРУВАННЯ ТЕКСТУ (більший ключ)")</w:t>
-      </w:r>
-      <w:r>
-        <w:br/>
-      </w:r>
-      <w:r>
-        <w:rPr>
-          <w:rStyle w:val="VerbatimChar"/>
-        </w:rPr>
-        <w:t xml:space="preserve">    rsa_big = RSA(p=104729, q=104743)  # Більші прості</w:t>
-      </w:r>
-      <w:r>
-        <w:br/>
-      </w:r>
-      <w:r>
-        <w:br/>
-      </w:r>
-      <w:r>
-        <w:rPr>
-          <w:rStyle w:val="VerbatimChar"/>
-        </w:rPr>
-        <w:t xml:space="preserve">    text = "Hello"</w:t>
-      </w:r>
-      <w:r>
-        <w:br/>
-      </w:r>
-      <w:r>
-        <w:rPr>
-          <w:rStyle w:val="VerbatimChar"/>
-        </w:rPr>
-        <w:t xml:space="preserve">    print(f"   Текст: \"{text}\"")</w:t>
-      </w:r>
-      <w:r>
-        <w:br/>
-      </w:r>
-      <w:r>
-        <w:rPr>
-          <w:rStyle w:val="VerbatimChar"/>
-        </w:rPr>
-        <w:t xml:space="preserve">    print(f"   n = {rsa_big.n}")</w:t>
-      </w:r>
-      <w:r>
-        <w:br/>
-      </w:r>
-      <w:r>
-        <w:br/>
-      </w:r>
-      <w:r>
-        <w:rPr>
-          <w:rStyle w:val="VerbatimChar"/>
-        </w:rPr>
-        <w:t xml:space="preserve">    ciphertext = encrypt_text(rsa_big, text)</w:t>
-      </w:r>
-      <w:r>
-        <w:br/>
-      </w:r>
-      <w:r>
-        <w:rPr>
-          <w:rStyle w:val="VerbatimChar"/>
-        </w:rPr>
-        <w:t xml:space="preserve">    print(f"   Шифротекст: {ciphertext}")</w:t>
-      </w:r>
-      <w:r>
-        <w:br/>
-      </w:r>
-      <w:r>
-        <w:br/>
-      </w:r>
-      <w:r>
-        <w:rPr>
-          <w:rStyle w:val="VerbatimChar"/>
-        </w:rPr>
-        <w:t xml:space="preserve">    decrypted = decrypt_text(rsa_big, ciphertext)</w:t>
-      </w:r>
-      <w:r>
-        <w:br/>
-      </w:r>
-      <w:r>
-        <w:rPr>
-          <w:rStyle w:val="VerbatimChar"/>
-        </w:rPr>
-        <w:t xml:space="preserve">    print(f"   Розшифровано: \"{decrypted}\"")</w:t>
-      </w:r>
-      <w:r>
-        <w:br/>
-      </w:r>
-      <w:r>
-        <w:br/>
-      </w:r>
-      <w:r>
-        <w:rPr>
-          <w:rStyle w:val="VerbatimChar"/>
-        </w:rPr>
-        <w:t xml:space="preserve">    # Демонстрація асиметричності</w:t>
-      </w:r>
-      <w:r>
-        <w:br/>
-      </w:r>
-      <w:r>
-        <w:rPr>
-          <w:rStyle w:val="VerbatimChar"/>
-        </w:rPr>
-        <w:t xml:space="preserve">    print(f"\n5. АСИМЕТРИЧНІСТЬ")</w:t>
-      </w:r>
-      <w:r>
-        <w:br/>
-      </w:r>
-      <w:r>
-        <w:rPr>
-          <w:rStyle w:val="VerbatimChar"/>
-        </w:rPr>
-        <w:t xml:space="preserve">    print(f"   Боб публікує свій відкритий ключ: ({rsa.e}, {rsa.n})")</w:t>
-      </w:r>
-      <w:r>
-        <w:br/>
-      </w:r>
-      <w:r>
-        <w:rPr>
-          <w:rStyle w:val="VerbatimChar"/>
-        </w:rPr>
-        <w:t xml:space="preserve">    print(f"   Аліса шифрує повідомлення M=42 ключем Боба:")</w:t>
-      </w:r>
-      <w:r>
-        <w:br/>
-      </w:r>
-      <w:r>
-        <w:rPr>
-          <w:rStyle w:val="VerbatimChar"/>
-        </w:rPr>
-        <w:t xml:space="preserve">    C_alice = rsa.encrypt_with_public_key(42, rsa.e, rsa.n)</w:t>
-      </w:r>
-      <w:r>
-        <w:br/>
-      </w:r>
-      <w:r>
-        <w:rPr>
-          <w:rStyle w:val="VerbatimChar"/>
-        </w:rPr>
-        <w:t xml:space="preserve">    print(f"   C = 42^{rsa.e} mod {rsa.n} = {C_alice}")</w:t>
-      </w:r>
-      <w:r>
-        <w:br/>
-      </w:r>
-      <w:r>
-        <w:rPr>
-          <w:rStyle w:val="VerbatimChar"/>
-        </w:rPr>
-        <w:t xml:space="preserve">    print(f"   Тільки Боб (з ключем d={rsa.d}) може розшифрувати:")</w:t>
-      </w:r>
-      <w:r>
-        <w:br/>
-      </w:r>
-      <w:r>
-        <w:rPr>
-          <w:rStyle w:val="VerbatimChar"/>
-        </w:rPr>
-        <w:t xml:space="preserve">    M_bob = rsa.decrypt(C_alice)</w:t>
-      </w:r>
-      <w:r>
-        <w:br/>
-      </w:r>
-      <w:r>
-        <w:rPr>
-          <w:rStyle w:val="VerbatimChar"/>
-        </w:rPr>
-        <w:t xml:space="preserve">    print(f"   M = {C_alice}^{rsa.d} mod {rsa.n} = {M_bob}")</w:t>
-      </w:r>
-      <w:r>
-        <w:br/>
-      </w:r>
-      <w:r>
-        <w:br/>
-      </w:r>
-      <w:r>
-        <w:rPr>
-          <w:rStyle w:val="VerbatimChar"/>
-        </w:rPr>
-        <w:t xml:space="preserve">if __name__ == "__main__":</w:t>
-      </w:r>
-      <w:r>
-        <w:br/>
-      </w:r>
-      <w:r>
-        <w:rPr>
-          <w:rStyle w:val="VerbatimChar"/>
-        </w:rPr>
-        <w:t xml:space="preserve">    demo()</w:t>
+        <w:t xml:space="preserve">#include &lt;iostream&gt;</w:t>
+      </w:r>
+      <w:r>
+        <w:br/>
+      </w:r>
+      <w:r>
+        <w:rPr>
+          <w:rStyle w:val="VerbatimChar"/>
+        </w:rPr>
+        <w:t xml:space="preserve">#include &lt;string&gt;</w:t>
+      </w:r>
+      <w:r>
+        <w:br/>
+      </w:r>
+      <w:r>
+        <w:rPr>
+          <w:rStyle w:val="VerbatimChar"/>
+        </w:rPr>
+        <w:t xml:space="preserve">#include &lt;vector&gt;</w:t>
+      </w:r>
+      <w:r>
+        <w:br/>
+      </w:r>
+      <w:r>
+        <w:br/>
+      </w:r>
+      <w:r>
+        <w:rPr>
+          <w:rStyle w:val="VerbatimChar"/>
+        </w:rPr>
+        <w:t xml:space="preserve">int main() {</w:t>
+      </w:r>
+      <w:r>
+        <w:br/>
+      </w:r>
+      <w:r>
+        <w:rPr>
+          <w:rStyle w:val="VerbatimChar"/>
+        </w:rPr>
+        <w:t xml:space="preserve">    std::cout &lt;&lt; "============================================================\n";</w:t>
+      </w:r>
+      <w:r>
+        <w:br/>
+      </w:r>
+      <w:r>
+        <w:rPr>
+          <w:rStyle w:val="VerbatimChar"/>
+        </w:rPr>
+        <w:t xml:space="preserve">    std::cout &lt;&lt; "ДЕМОНСТРАЦІЯ АЛГОРИТМУ RSA\n";</w:t>
+      </w:r>
+      <w:r>
+        <w:br/>
+      </w:r>
+      <w:r>
+        <w:rPr>
+          <w:rStyle w:val="VerbatimChar"/>
+        </w:rPr>
+        <w:t xml:space="preserve">    std::cout &lt;&lt; "============================================================\n";</w:t>
+      </w:r>
+      <w:r>
+        <w:br/>
+      </w:r>
+      <w:r>
+        <w:br/>
+      </w:r>
+      <w:r>
+        <w:rPr>
+          <w:rStyle w:val="VerbatimChar"/>
+        </w:rPr>
+        <w:t xml:space="preserve">    // 1. Генерація ключів на малих простих числах</w:t>
+      </w:r>
+      <w:r>
+        <w:br/>
+      </w:r>
+      <w:r>
+        <w:rPr>
+          <w:rStyle w:val="VerbatimChar"/>
+        </w:rPr>
+        <w:t xml:space="preserve">    u64 p = 61, q = 53;</w:t>
+      </w:r>
+      <w:r>
+        <w:br/>
+      </w:r>
+      <w:r>
+        <w:rPr>
+          <w:rStyle w:val="VerbatimChar"/>
+        </w:rPr>
+        <w:t xml:space="preserve">    RSA rsa(p, q);</w:t>
+      </w:r>
+      <w:r>
+        <w:br/>
+      </w:r>
+      <w:r>
+        <w:br/>
+      </w:r>
+      <w:r>
+        <w:rPr>
+          <w:rStyle w:val="VerbatimChar"/>
+        </w:rPr>
+        <w:t xml:space="preserve">    std::cout &lt;&lt; "\n1. ГЕНЕРАЦІЯ КЛЮЧІВ\n";</w:t>
+      </w:r>
+      <w:r>
+        <w:br/>
+      </w:r>
+      <w:r>
+        <w:rPr>
+          <w:rStyle w:val="VerbatimChar"/>
+        </w:rPr>
+        <w:t xml:space="preserve">    std::cout &lt;&lt; "   p = " &lt;&lt; p &lt;&lt; "\n";</w:t>
+      </w:r>
+      <w:r>
+        <w:br/>
+      </w:r>
+      <w:r>
+        <w:rPr>
+          <w:rStyle w:val="VerbatimChar"/>
+        </w:rPr>
+        <w:t xml:space="preserve">    std::cout &lt;&lt; "   q = " &lt;&lt; q &lt;&lt; "\n";</w:t>
+      </w:r>
+      <w:r>
+        <w:br/>
+      </w:r>
+      <w:r>
+        <w:rPr>
+          <w:rStyle w:val="VerbatimChar"/>
+        </w:rPr>
+        <w:t xml:space="preserve">    std::cout &lt;&lt; "   n = p * q = " &lt;&lt; rsa.modulus() &lt;&lt; "\n";</w:t>
+      </w:r>
+      <w:r>
+        <w:br/>
+      </w:r>
+      <w:r>
+        <w:rPr>
+          <w:rStyle w:val="VerbatimChar"/>
+        </w:rPr>
+        <w:t xml:space="preserve">    std::cout &lt;&lt; "   phi(n) = (p-1)(q-1) = " &lt;&lt; rsa.phi() &lt;&lt; "\n";</w:t>
+      </w:r>
+      <w:r>
+        <w:br/>
+      </w:r>
+      <w:r>
+        <w:rPr>
+          <w:rStyle w:val="VerbatimChar"/>
+        </w:rPr>
+        <w:t xml:space="preserve">    std::cout &lt;&lt; "   e = " &lt;&lt; rsa.publicExponent() &lt;&lt; "\n";</w:t>
+      </w:r>
+      <w:r>
+        <w:br/>
+      </w:r>
+      <w:r>
+        <w:rPr>
+          <w:rStyle w:val="VerbatimChar"/>
+        </w:rPr>
+        <w:t xml:space="preserve">    std::cout &lt;&lt; "   d = " &lt;&lt; rsa.privateExponent() &lt;&lt; "\n";</w:t>
+      </w:r>
+      <w:r>
+        <w:br/>
+      </w:r>
+      <w:r>
+        <w:rPr>
+          <w:rStyle w:val="VerbatimChar"/>
+        </w:rPr>
+        <w:t xml:space="preserve">    std::cout &lt;&lt; "   Відкритий ключ: (" &lt;&lt; rsa.publicExponent() &lt;&lt; ", " &lt;&lt; rsa.modulus() &lt;&lt; ")\n";</w:t>
+      </w:r>
+      <w:r>
+        <w:br/>
+      </w:r>
+      <w:r>
+        <w:rPr>
+          <w:rStyle w:val="VerbatimChar"/>
+        </w:rPr>
+        <w:t xml:space="preserve">    std::cout &lt;&lt; "   Закритий ключ:  (" &lt;&lt; rsa.privateExponent() &lt;&lt; ", " &lt;&lt; rsa.modulus() &lt;&lt; ")\n";</w:t>
+      </w:r>
+      <w:r>
+        <w:br/>
+      </w:r>
+      <w:r>
+        <w:rPr>
+          <w:rStyle w:val="VerbatimChar"/>
+        </w:rPr>
+        <w:t xml:space="preserve">    std::cout &lt;&lt; "   Перевірка: e * d mod phi(n) = "</w:t>
+      </w:r>
+      <w:r>
+        <w:br/>
+      </w:r>
+      <w:r>
+        <w:rPr>
+          <w:rStyle w:val="VerbatimChar"/>
+        </w:rPr>
+        <w:t xml:space="preserve">              &lt;&lt; (rsa.publicExponent() * rsa.privateExponent()) % rsa.phi() &lt;&lt; "\n";</w:t>
+      </w:r>
+      <w:r>
+        <w:br/>
+      </w:r>
+      <w:r>
+        <w:br/>
+      </w:r>
+      <w:r>
+        <w:rPr>
+          <w:rStyle w:val="VerbatimChar"/>
+        </w:rPr>
+        <w:t xml:space="preserve">    // 2. Шифрування окремого числа</w:t>
+      </w:r>
+      <w:r>
+        <w:br/>
+      </w:r>
+      <w:r>
+        <w:rPr>
+          <w:rStyle w:val="VerbatimChar"/>
+        </w:rPr>
+        <w:t xml:space="preserve">    std::cout &lt;&lt; "\n2. ШИФРУВАННЯ ЧИСЛА\n";</w:t>
+      </w:r>
+      <w:r>
+        <w:br/>
+      </w:r>
+      <w:r>
+        <w:rPr>
+          <w:rStyle w:val="VerbatimChar"/>
+        </w:rPr>
+        <w:t xml:space="preserve">    u64 message = 65;  // код символу 'A'</w:t>
+      </w:r>
+      <w:r>
+        <w:br/>
+      </w:r>
+      <w:r>
+        <w:rPr>
+          <w:rStyle w:val="VerbatimChar"/>
+        </w:rPr>
+        <w:t xml:space="preserve">    u64 cipher = rsa.encrypt(message);</w:t>
+      </w:r>
+      <w:r>
+        <w:br/>
+      </w:r>
+      <w:r>
+        <w:rPr>
+          <w:rStyle w:val="VerbatimChar"/>
+        </w:rPr>
+        <w:t xml:space="preserve">    std::cout &lt;&lt; "   Повідомлення M = " &lt;&lt; message</w:t>
+      </w:r>
+      <w:r>
+        <w:br/>
+      </w:r>
+      <w:r>
+        <w:rPr>
+          <w:rStyle w:val="VerbatimChar"/>
+        </w:rPr>
+        <w:t xml:space="preserve">              &lt;&lt; " (символ '" &lt;&lt; static_cast&lt;char&gt;(message) &lt;&lt; "')\n";</w:t>
+      </w:r>
+      <w:r>
+        <w:br/>
+      </w:r>
+      <w:r>
+        <w:rPr>
+          <w:rStyle w:val="VerbatimChar"/>
+        </w:rPr>
+        <w:t xml:space="preserve">    std::cout &lt;&lt; "   Шифротекст  C = M^e mod n = " &lt;&lt; cipher &lt;&lt; "\n";</w:t>
+      </w:r>
+      <w:r>
+        <w:br/>
+      </w:r>
+      <w:r>
+        <w:br/>
+      </w:r>
+      <w:r>
+        <w:rPr>
+          <w:rStyle w:val="VerbatimChar"/>
+        </w:rPr>
+        <w:t xml:space="preserve">    // 3. Розшифрування</w:t>
+      </w:r>
+      <w:r>
+        <w:br/>
+      </w:r>
+      <w:r>
+        <w:rPr>
+          <w:rStyle w:val="VerbatimChar"/>
+        </w:rPr>
+        <w:t xml:space="preserve">    std::cout &lt;&lt; "\n3. РОЗШИФРУВАННЯ\n";</w:t>
+      </w:r>
+      <w:r>
+        <w:br/>
+      </w:r>
+      <w:r>
+        <w:rPr>
+          <w:rStyle w:val="VerbatimChar"/>
+        </w:rPr>
+        <w:t xml:space="preserve">    u64 restored = rsa.decrypt(cipher);</w:t>
+      </w:r>
+      <w:r>
+        <w:br/>
+      </w:r>
+      <w:r>
+        <w:rPr>
+          <w:rStyle w:val="VerbatimChar"/>
+        </w:rPr>
+        <w:t xml:space="preserve">    std::cout &lt;&lt; "   M = C^d mod n = " &lt;&lt; restored</w:t>
+      </w:r>
+      <w:r>
+        <w:br/>
+      </w:r>
+      <w:r>
+        <w:rPr>
+          <w:rStyle w:val="VerbatimChar"/>
+        </w:rPr>
+        <w:t xml:space="preserve">              &lt;&lt; " (символ '" &lt;&lt; static_cast&lt;char&gt;(restored) &lt;&lt; "')\n";</w:t>
+      </w:r>
+      <w:r>
+        <w:br/>
+      </w:r>
+      <w:r>
+        <w:rPr>
+          <w:rStyle w:val="VerbatimChar"/>
+        </w:rPr>
+        <w:t xml:space="preserve">    std::cout &lt;&lt; (message == restored ? "   Тест пройдено: збігається з оригіналом\n"</w:t>
+      </w:r>
+      <w:r>
+        <w:br/>
+      </w:r>
+      <w:r>
+        <w:rPr>
+          <w:rStyle w:val="VerbatimChar"/>
+        </w:rPr>
+        <w:t xml:space="preserve">                                      : "   ПОМИЛКА: не збігається\n");</w:t>
+      </w:r>
+      <w:r>
+        <w:br/>
+      </w:r>
+      <w:r>
+        <w:br/>
+      </w:r>
+      <w:r>
+        <w:rPr>
+          <w:rStyle w:val="VerbatimChar"/>
+        </w:rPr>
+        <w:t xml:space="preserve">    // 4. Шифрування тексту більшим ключем</w:t>
+      </w:r>
+      <w:r>
+        <w:br/>
+      </w:r>
+      <w:r>
+        <w:rPr>
+          <w:rStyle w:val="VerbatimChar"/>
+        </w:rPr>
+        <w:t xml:space="preserve">    std::cout &lt;&lt; "\n4. ШИФРУВАННЯ ТЕКСТУ\n";</w:t>
+      </w:r>
+      <w:r>
+        <w:br/>
+      </w:r>
+      <w:r>
+        <w:rPr>
+          <w:rStyle w:val="VerbatimChar"/>
+        </w:rPr>
+        <w:t xml:space="preserve">    RSA rsaBig(10007, 10009);</w:t>
+      </w:r>
+      <w:r>
+        <w:br/>
+      </w:r>
+      <w:r>
+        <w:rPr>
+          <w:rStyle w:val="VerbatimChar"/>
+        </w:rPr>
+        <w:t xml:space="preserve">    std::string text = "Hello";</w:t>
+      </w:r>
+      <w:r>
+        <w:br/>
+      </w:r>
+      <w:r>
+        <w:br/>
+      </w:r>
+      <w:r>
+        <w:rPr>
+          <w:rStyle w:val="VerbatimChar"/>
+        </w:rPr>
+        <w:t xml:space="preserve">    std::vector&lt;u64&gt; blocks = encryptText(rsaBig, text);</w:t>
+      </w:r>
+      <w:r>
+        <w:br/>
+      </w:r>
+      <w:r>
+        <w:rPr>
+          <w:rStyle w:val="VerbatimChar"/>
+        </w:rPr>
+        <w:t xml:space="preserve">    std::cout &lt;&lt; "   Текст:        \"" &lt;&lt; text &lt;&lt; "\"\n";</w:t>
+      </w:r>
+      <w:r>
+        <w:br/>
+      </w:r>
+      <w:r>
+        <w:rPr>
+          <w:rStyle w:val="VerbatimChar"/>
+        </w:rPr>
+        <w:t xml:space="preserve">    std::cout &lt;&lt; "   n = " &lt;&lt; rsaBig.modulus() &lt;&lt; "\n";</w:t>
+      </w:r>
+      <w:r>
+        <w:br/>
+      </w:r>
+      <w:r>
+        <w:rPr>
+          <w:rStyle w:val="VerbatimChar"/>
+        </w:rPr>
+        <w:t xml:space="preserve">    std::cout &lt;&lt; "   Шифроблоки:   ";</w:t>
+      </w:r>
+      <w:r>
+        <w:br/>
+      </w:r>
+      <w:r>
+        <w:rPr>
+          <w:rStyle w:val="VerbatimChar"/>
+        </w:rPr>
+        <w:t xml:space="preserve">    printBlocks(blocks);</w:t>
+      </w:r>
+      <w:r>
+        <w:br/>
+      </w:r>
+      <w:r>
+        <w:rPr>
+          <w:rStyle w:val="VerbatimChar"/>
+        </w:rPr>
+        <w:t xml:space="preserve">    std::cout &lt;&lt; "   Розшифровано: \"" &lt;&lt; decryptText(rsaBig, blocks) &lt;&lt; "\"\n";</w:t>
+      </w:r>
+      <w:r>
+        <w:br/>
+      </w:r>
+      <w:r>
+        <w:br/>
+      </w:r>
+      <w:r>
+        <w:rPr>
+          <w:rStyle w:val="VerbatimChar"/>
+        </w:rPr>
+        <w:t xml:space="preserve">    // 5. Асиметричність: шифрує будь-хто, розшифровує лише власник d</w:t>
+      </w:r>
+      <w:r>
+        <w:br/>
+      </w:r>
+      <w:r>
+        <w:rPr>
+          <w:rStyle w:val="VerbatimChar"/>
+        </w:rPr>
+        <w:t xml:space="preserve">    std::cout &lt;&lt; "\n5. АСИМЕТРИЧНІСТЬ\n";</w:t>
+      </w:r>
+      <w:r>
+        <w:br/>
+      </w:r>
+      <w:r>
+        <w:rPr>
+          <w:rStyle w:val="VerbatimChar"/>
+        </w:rPr>
+        <w:t xml:space="preserve">    u64 fromAlice = RSA::encryptWith(42, rsa.publicExponent(), rsa.modulus());</w:t>
+      </w:r>
+      <w:r>
+        <w:br/>
+      </w:r>
+      <w:r>
+        <w:rPr>
+          <w:rStyle w:val="VerbatimChar"/>
+        </w:rPr>
+        <w:t xml:space="preserve">    std::cout &lt;&lt; "   Боб публікує відкритий ключ (" &lt;&lt; rsa.publicExponent()</w:t>
+      </w:r>
+      <w:r>
+        <w:br/>
+      </w:r>
+      <w:r>
+        <w:rPr>
+          <w:rStyle w:val="VerbatimChar"/>
+        </w:rPr>
+        <w:t xml:space="preserve">              &lt;&lt; ", " &lt;&lt; rsa.modulus() &lt;&lt; ")\n";</w:t>
+      </w:r>
+      <w:r>
+        <w:br/>
+      </w:r>
+      <w:r>
+        <w:rPr>
+          <w:rStyle w:val="VerbatimChar"/>
+        </w:rPr>
+        <w:t xml:space="preserve">    std::cout &lt;&lt; "   Аліса шифрує M=42 ключем Боба: C = " &lt;&lt; fromAlice &lt;&lt; "\n";</w:t>
+      </w:r>
+      <w:r>
+        <w:br/>
+      </w:r>
+      <w:r>
+        <w:rPr>
+          <w:rStyle w:val="VerbatimChar"/>
+        </w:rPr>
+        <w:t xml:space="preserve">    std::cout &lt;&lt; "   Боб розшифровує своїм d: M = " &lt;&lt; rsa.decrypt(fromAlice) &lt;&lt; "\n";</w:t>
+      </w:r>
+      <w:r>
+        <w:br/>
+      </w:r>
+      <w:r>
+        <w:br/>
+      </w:r>
+      <w:r>
+        <w:rPr>
+          <w:rStyle w:val="VerbatimChar"/>
+        </w:rPr>
+        <w:t xml:space="preserve">    return 0;</w:t>
+      </w:r>
+      <w:r>
+        <w:br/>
+      </w:r>
+      <w:r>
+        <w:rPr>
+          <w:rStyle w:val="VerbatimChar"/>
+        </w:rPr>
+        <w:t xml:space="preserve">}</w:t>
       </w:r>
     </w:p>
     <w:p>
@@ -2947,11 +3343,7 @@
         <w:pStyle w:val="FirstParagraph"/>
       </w:pPr>
       <w:r>
-        <w:rPr>
-          <w:b/>
-          <w:bCs/>
-        </w:rPr>
-        <w:t xml:space="preserve">Очікуваний результат:</w:t>
+        <w:t xml:space="preserve">Результат роботи програми:</w:t>
       </w:r>
     </w:p>
     <w:p>
@@ -3019,25 +3411,25 @@
         <w:rPr>
           <w:rStyle w:val="VerbatimChar"/>
         </w:rPr>
-        <w:t xml:space="preserve">   n = p × q = 3233</w:t>
-      </w:r>
-      <w:r>
-        <w:br/>
-      </w:r>
-      <w:r>
-        <w:rPr>
-          <w:rStyle w:val="VerbatimChar"/>
-        </w:rPr>
-        <w:t xml:space="preserve">   φ(n) = (p-1)(q-1) = 3120</w:t>
-      </w:r>
-      <w:r>
-        <w:br/>
-      </w:r>
-      <w:r>
-        <w:rPr>
-          <w:rStyle w:val="VerbatimChar"/>
-        </w:rPr>
-        <w:t xml:space="preserve">   e = 65537</w:t>
+        <w:t xml:space="preserve">   n = p * q = 3233</w:t>
+      </w:r>
+      <w:r>
+        <w:br/>
+      </w:r>
+      <w:r>
+        <w:rPr>
+          <w:rStyle w:val="VerbatimChar"/>
+        </w:rPr>
+        <w:t xml:space="preserve">   phi(n) = (p-1)(q-1) = 3120</w:t>
+      </w:r>
+      <w:r>
+        <w:br/>
+      </w:r>
+      <w:r>
+        <w:rPr>
+          <w:rStyle w:val="VerbatimChar"/>
+        </w:rPr>
+        <w:t xml:space="preserve">   e = 17</w:t>
       </w:r>
       <w:r>
         <w:br/>
@@ -3052,34 +3444,28 @@
         <w:br/>
       </w:r>
       <w:r>
-        <w:br/>
-      </w:r>
-      <w:r>
-        <w:rPr>
-          <w:rStyle w:val="VerbatimChar"/>
-        </w:rPr>
-        <w:t xml:space="preserve">   Відкритий ключ: (65537, 3233)</w:t>
-      </w:r>
-      <w:r>
-        <w:br/>
-      </w:r>
-      <w:r>
-        <w:rPr>
-          <w:rStyle w:val="VerbatimChar"/>
-        </w:rPr>
-        <w:t xml:space="preserve">   Закритий ключ: (2753, 3233)</w:t>
-      </w:r>
-      <w:r>
-        <w:br/>
-      </w:r>
-      <w:r>
-        <w:br/>
-      </w:r>
-      <w:r>
-        <w:rPr>
-          <w:rStyle w:val="VerbatimChar"/>
-        </w:rPr>
-        <w:t xml:space="preserve">   Перевірка: e × d mod φ(n) = 1</w:t>
+        <w:rPr>
+          <w:rStyle w:val="VerbatimChar"/>
+        </w:rPr>
+        <w:t xml:space="preserve">   Відкритий ключ: (17, 3233)</w:t>
+      </w:r>
+      <w:r>
+        <w:br/>
+      </w:r>
+      <w:r>
+        <w:rPr>
+          <w:rStyle w:val="VerbatimChar"/>
+        </w:rPr>
+        <w:t xml:space="preserve">   Закритий ключ:  (2753, 3233)</w:t>
+      </w:r>
+      <w:r>
+        <w:br/>
+      </w:r>
+      <w:r>
+        <w:rPr>
+          <w:rStyle w:val="VerbatimChar"/>
+        </w:rPr>
+        <w:t xml:space="preserve">   Перевірка: e * d mod phi(n) = 1</w:t>
       </w:r>
       <w:r>
         <w:br/>
@@ -3109,49 +3495,124 @@
         <w:rPr>
           <w:rStyle w:val="VerbatimChar"/>
         </w:rPr>
-        <w:t xml:space="preserve">   Шифротекст C = M^e mod n = 65^65537 mod 3233 = 2790</w:t>
-      </w:r>
-      <w:r>
-        <w:br/>
-      </w:r>
-      <w:r>
-        <w:br/>
-      </w:r>
-      <w:r>
-        <w:rPr>
-          <w:rStyle w:val="VerbatimChar"/>
-        </w:rPr>
-        <w:t xml:space="preserve">3. ДЕШИФРУВАННЯ</w:t>
-      </w:r>
-      <w:r>
-        <w:br/>
-      </w:r>
-      <w:r>
-        <w:rPr>
-          <w:rStyle w:val="VerbatimChar"/>
-        </w:rPr>
-        <w:t xml:space="preserve">   Розшифроване M = C^d mod n = 2790^2753 mod 3233 = 65</w:t>
-      </w:r>
-      <w:r>
-        <w:br/>
-      </w:r>
-      <w:r>
-        <w:rPr>
-          <w:rStyle w:val="VerbatimChar"/>
-        </w:rPr>
-        <w:t xml:space="preserve">   Символ: 'A'</w:t>
-      </w:r>
-      <w:r>
-        <w:br/>
-      </w:r>
-      <w:r>
-        <w:br/>
-      </w:r>
-      <w:r>
-        <w:rPr>
-          <w:rStyle w:val="VerbatimChar"/>
-        </w:rPr>
-        <w:t xml:space="preserve">   ✓ Тест пройдено: розшифроване = оригінал</w:t>
+        <w:t xml:space="preserve">   Шифротекст  C = M^e mod n = 2790</w:t>
+      </w:r>
+      <w:r>
+        <w:br/>
+      </w:r>
+      <w:r>
+        <w:br/>
+      </w:r>
+      <w:r>
+        <w:rPr>
+          <w:rStyle w:val="VerbatimChar"/>
+        </w:rPr>
+        <w:t xml:space="preserve">3. РОЗШИФРУВАННЯ</w:t>
+      </w:r>
+      <w:r>
+        <w:br/>
+      </w:r>
+      <w:r>
+        <w:rPr>
+          <w:rStyle w:val="VerbatimChar"/>
+        </w:rPr>
+        <w:t xml:space="preserve">   M = C^d mod n = 65 (символ 'A')</w:t>
+      </w:r>
+      <w:r>
+        <w:br/>
+      </w:r>
+      <w:r>
+        <w:rPr>
+          <w:rStyle w:val="VerbatimChar"/>
+        </w:rPr>
+        <w:t xml:space="preserve">   Тест пройдено: збігається з оригіналом</w:t>
+      </w:r>
+      <w:r>
+        <w:br/>
+      </w:r>
+      <w:r>
+        <w:br/>
+      </w:r>
+      <w:r>
+        <w:rPr>
+          <w:rStyle w:val="VerbatimChar"/>
+        </w:rPr>
+        <w:t xml:space="preserve">4. ШИФРУВАННЯ ТЕКСТУ</w:t>
+      </w:r>
+      <w:r>
+        <w:br/>
+      </w:r>
+      <w:r>
+        <w:rPr>
+          <w:rStyle w:val="VerbatimChar"/>
+        </w:rPr>
+        <w:t xml:space="preserve">   Текст:        "Hello"</w:t>
+      </w:r>
+      <w:r>
+        <w:br/>
+      </w:r>
+      <w:r>
+        <w:rPr>
+          <w:rStyle w:val="VerbatimChar"/>
+        </w:rPr>
+        <w:t xml:space="preserve">   n = 100160063</w:t>
+      </w:r>
+      <w:r>
+        <w:br/>
+      </w:r>
+      <w:r>
+        <w:rPr>
+          <w:rStyle w:val="VerbatimChar"/>
+        </w:rPr>
+        <w:t xml:space="preserve">   Шифроблоки:   52155730 1548242 68313330 68313330 4800691</w:t>
+      </w:r>
+      <w:r>
+        <w:br/>
+      </w:r>
+      <w:r>
+        <w:rPr>
+          <w:rStyle w:val="VerbatimChar"/>
+        </w:rPr>
+        <w:t xml:space="preserve">   Розшифровано: "Hello"</w:t>
+      </w:r>
+      <w:r>
+        <w:br/>
+      </w:r>
+      <w:r>
+        <w:br/>
+      </w:r>
+      <w:r>
+        <w:rPr>
+          <w:rStyle w:val="VerbatimChar"/>
+        </w:rPr>
+        <w:t xml:space="preserve">5. АСИМЕТРИЧНІСТЬ</w:t>
+      </w:r>
+      <w:r>
+        <w:br/>
+      </w:r>
+      <w:r>
+        <w:rPr>
+          <w:rStyle w:val="VerbatimChar"/>
+        </w:rPr>
+        <w:t xml:space="preserve">   Боб публікує відкритий ключ (17, 3233)</w:t>
+      </w:r>
+      <w:r>
+        <w:br/>
+      </w:r>
+      <w:r>
+        <w:rPr>
+          <w:rStyle w:val="VerbatimChar"/>
+        </w:rPr>
+        <w:t xml:space="preserve">   Аліса шифрує M=42 ключем Боба: C = 2557</w:t>
+      </w:r>
+      <w:r>
+        <w:br/>
+      </w:r>
+      <w:r>
+        <w:rPr>
+          <w:rStyle w:val="VerbatimChar"/>
+        </w:rPr>
+        <w:t xml:space="preserve">   Боб розшифровує своїм d: M = 42</w:t>
       </w:r>
     </w:p>
     <w:bookmarkEnd w:id="19"/>
@@ -4199,13 +4660,30 @@
       </w:tr>
     </w:tbl>
     <w:bookmarkEnd w:id="23"/>
-    <w:bookmarkStart w:id="24" w:name="контрольні-запитання"/>
+    <w:bookmarkStart w:id="27" w:name="контрольні-запитання"/>
     <w:p>
       <w:pPr>
         <w:pStyle w:val="Heading2"/>
       </w:pPr>
       <w:r>
         <w:t xml:space="preserve">Контрольні запитання</w:t>
+      </w:r>
+    </w:p>
+    <w:p>
+      <w:pPr>
+        <w:pStyle w:val="FirstParagraph"/>
+      </w:pPr>
+      <w:r>
+        <w:t xml:space="preserve">Запитання згруповано за рівнями навчальних досягнень. Для позитивної оцінки студент має відповісти на запитання середнього рівня, оцінка «добре» потребує відповідей достатнього рівня, оцінка «відмінно» — високого.</w:t>
+      </w:r>
+    </w:p>
+    <w:bookmarkStart w:id="24" w:name="середній-рівень-репродуктивний"/>
+    <w:p>
+      <w:pPr>
+        <w:pStyle w:val="Heading3"/>
+      </w:pPr>
+      <w:r>
+        <w:t xml:space="preserve">Середній рівень (репродуктивний)</w:t>
       </w:r>
     </w:p>
     <w:p>
@@ -4218,7 +4696,7 @@
         <w:jc w:val="both"/>
       </w:pPr>
       <w:r>
-        <w:t xml:space="preserve">Яка математична проблема лежить в основі безпеки RSA?</w:t>
+        <w:t xml:space="preserve">Яка математична проблема лежить в основі стійкості RSA?</w:t>
       </w:r>
     </w:p>
     <w:p>
@@ -4231,7 +4709,7 @@
         <w:jc w:val="both"/>
       </w:pPr>
       <w:r>
-        <w:t xml:space="preserve">Як обчислити закритий ключ d, знаючи e та φ(n)?</w:t>
+        <w:t xml:space="preserve">Які величини утворюють відкритий і закритий ключі RSA?</w:t>
       </w:r>
     </w:p>
     <w:p>
@@ -4244,7 +4722,7 @@
         <w:jc w:val="both"/>
       </w:pPr>
       <w:r>
-        <w:t xml:space="preserve">Чому важливо зберігати p та q у секреті, навіть маючи n?</w:t>
+        <w:t xml:space="preserve">Запишіть формули зашифрування й розшифрування RSA.</w:t>
       </w:r>
     </w:p>
     <w:p>
@@ -4257,7 +4735,7 @@
         <w:jc w:val="both"/>
       </w:pPr>
       <w:r>
-        <w:t xml:space="preserve">Яка мінімальна рекомендована довжина ключа RSA у 2024 році?</w:t>
+        <w:t xml:space="preserve">Як обчислити закритий ключ d, знаючи e та φ(n)?</w:t>
       </w:r>
     </w:p>
     <w:p>
@@ -4283,19 +4761,7 @@
         <w:jc w:val="both"/>
       </w:pPr>
       <w:r>
-        <w:t xml:space="preserve">Що таке</w:t>
-      </w:r>
-      <w:r>
-        <w:t xml:space="preserve"> </w:t>
-      </w:r>
-      <w:r>
-        <w:t xml:space="preserve">“текстбук RSA”</w:t>
-      </w:r>
-      <w:r>
-        <w:t xml:space="preserve"> </w:t>
-      </w:r>
-      <w:r>
-        <w:t xml:space="preserve">і чому він небезпечний?</w:t>
+        <w:t xml:space="preserve">Яка мінімальна рекомендована довжина ключа RSA сьогодні?</w:t>
       </w:r>
     </w:p>
     <w:p>
@@ -4308,7 +4774,7 @@
         <w:jc w:val="both"/>
       </w:pPr>
       <w:r>
-        <w:t xml:space="preserve">Як працює швидке модульне піднесення до степеня?</w:t>
+        <w:t xml:space="preserve">Що таке швидке модульне піднесення до степеня?</w:t>
       </w:r>
     </w:p>
     <w:p>
@@ -4324,17 +4790,27 @@
         <w:t xml:space="preserve">Чому RSA повільніший за симетричні шифри?</w:t>
       </w:r>
     </w:p>
+    <w:bookmarkEnd w:id="24"/>
+    <w:bookmarkStart w:id="25" w:name="Xf8a59b0220f3a7cb520922cfcf2989f7f66f7c3"/>
+    <w:p>
+      <w:pPr>
+        <w:pStyle w:val="Heading3"/>
+      </w:pPr>
+      <w:r>
+        <w:t xml:space="preserve">Достатній рівень (конструктивно-варіативний)</w:t>
+      </w:r>
+    </w:p>
     <w:p>
       <w:pPr>
         <w:pStyle w:val="Compact"/>
         <w:numPr>
           <w:ilvl w:val="0"/>
-          <w:numId w:val="1006"/>
+          <w:numId w:val="1007"/>
         </w:numPr>
         <w:jc w:val="both"/>
       </w:pPr>
       <w:r>
-        <w:t xml:space="preserve">Як RSA використовується разом із симетричним шифруванням (гібридне)?</w:t>
+        <w:t xml:space="preserve">Чому важливо зберігати p і q у секреті, якщо відомий лише добуток n?</w:t>
       </w:r>
     </w:p>
     <w:p>
@@ -4342,15 +4818,156 @@
         <w:pStyle w:val="Compact"/>
         <w:numPr>
           <w:ilvl w:val="0"/>
-          <w:numId w:val="1006"/>
+          <w:numId w:val="1007"/>
         </w:numPr>
         <w:jc w:val="both"/>
       </w:pPr>
       <w:r>
-        <w:t xml:space="preserve">Що станеться, якщо p = q?</w:t>
-      </w:r>
-    </w:p>
-    <w:bookmarkEnd w:id="24"/>
+        <w:t xml:space="preserve">Що станеться, якщо випадково обрати p = q? Чому це руйнує стійкість?</w:t>
+      </w:r>
+    </w:p>
+    <w:p>
+      <w:pPr>
+        <w:pStyle w:val="Compact"/>
+        <w:numPr>
+          <w:ilvl w:val="0"/>
+          <w:numId w:val="1007"/>
+        </w:numPr>
+        <w:jc w:val="both"/>
+      </w:pPr>
+      <w:r>
+        <w:t xml:space="preserve">Що таке «текстбук RSA» і чому його не застосовують без доповнення?</w:t>
+      </w:r>
+    </w:p>
+    <w:p>
+      <w:pPr>
+        <w:pStyle w:val="Compact"/>
+        <w:numPr>
+          <w:ilvl w:val="0"/>
+          <w:numId w:val="1007"/>
+        </w:numPr>
+        <w:jc w:val="both"/>
+      </w:pPr>
+      <w:r>
+        <w:t xml:space="preserve">Як RSA використовують разом із симетричним шифруванням у гібридних схемах?</w:t>
+      </w:r>
+    </w:p>
+    <w:p>
+      <w:pPr>
+        <w:pStyle w:val="Compact"/>
+        <w:numPr>
+          <w:ilvl w:val="0"/>
+          <w:numId w:val="1007"/>
+        </w:numPr>
+        <w:jc w:val="both"/>
+      </w:pPr>
+      <w:r>
+        <w:t xml:space="preserve">Чому обчислення d можливе лише за відомого φ(n)?</w:t>
+      </w:r>
+    </w:p>
+    <w:p>
+      <w:pPr>
+        <w:pStyle w:val="Compact"/>
+        <w:numPr>
+          <w:ilvl w:val="0"/>
+          <w:numId w:val="1007"/>
+        </w:numPr>
+        <w:jc w:val="both"/>
+      </w:pPr>
+      <w:r>
+        <w:t xml:space="preserve">Як перевірити, що згенеровані ключі коректні, не розшифровуючи реальних даних?</w:t>
+      </w:r>
+    </w:p>
+    <w:p>
+      <w:pPr>
+        <w:pStyle w:val="Compact"/>
+        <w:numPr>
+          <w:ilvl w:val="0"/>
+          <w:numId w:val="1007"/>
+        </w:numPr>
+        <w:jc w:val="both"/>
+      </w:pPr>
+      <w:r>
+        <w:t xml:space="preserve">Чому піднесення до степеня «в лоб» непридатне навіть для невеликих ключів?</w:t>
+      </w:r>
+    </w:p>
+    <w:p>
+      <w:pPr>
+        <w:pStyle w:val="Compact"/>
+        <w:numPr>
+          <w:ilvl w:val="0"/>
+          <w:numId w:val="1007"/>
+        </w:numPr>
+        <w:jc w:val="both"/>
+      </w:pPr>
+      <w:r>
+        <w:t xml:space="preserve">Які наслідки має повторне використання того самого p у двох різних ключах?</w:t>
+      </w:r>
+    </w:p>
+    <w:bookmarkEnd w:id="25"/>
+    <w:bookmarkStart w:id="26" w:name="високий-рівень-творчий"/>
+    <w:p>
+      <w:pPr>
+        <w:pStyle w:val="Heading3"/>
+      </w:pPr>
+      <w:r>
+        <w:t xml:space="preserve">Високий рівень (творчий)</w:t>
+      </w:r>
+    </w:p>
+    <w:p>
+      <w:pPr>
+        <w:pStyle w:val="Compact"/>
+        <w:numPr>
+          <w:ilvl w:val="0"/>
+          <w:numId w:val="1008"/>
+        </w:numPr>
+        <w:jc w:val="both"/>
+      </w:pPr>
+      <w:r>
+        <w:t xml:space="preserve">Поясніть, чому зростання довжини ключа RSA дає нелінійний приріст стійкості, і оцініть, чому 1024 біти вже вважають недостатніми.</w:t>
+      </w:r>
+    </w:p>
+    <w:p>
+      <w:pPr>
+        <w:pStyle w:val="Compact"/>
+        <w:numPr>
+          <w:ilvl w:val="0"/>
+          <w:numId w:val="1008"/>
+        </w:numPr>
+        <w:jc w:val="both"/>
+      </w:pPr>
+      <w:r>
+        <w:t xml:space="preserve">Запропонуйте порядок дій для безпечної генерації ключової пари в навчальній лабораторії та поясніть роль джерела випадковості.</w:t>
+      </w:r>
+    </w:p>
+    <w:p>
+      <w:pPr>
+        <w:pStyle w:val="Compact"/>
+        <w:numPr>
+          <w:ilvl w:val="0"/>
+          <w:numId w:val="1008"/>
+        </w:numPr>
+        <w:jc w:val="both"/>
+      </w:pPr>
+      <w:r>
+        <w:t xml:space="preserve">Порівняйте RSA й криптографію на еліптичних кривих за довжиною ключа, швидкодією та поширеністю.</w:t>
+      </w:r>
+    </w:p>
+    <w:p>
+      <w:pPr>
+        <w:pStyle w:val="Compact"/>
+        <w:numPr>
+          <w:ilvl w:val="0"/>
+          <w:numId w:val="1008"/>
+        </w:numPr>
+        <w:jc w:val="both"/>
+      </w:pPr>
+      <w:r>
+        <w:t xml:space="preserve">Сформулюйте, які загрози для RSA створює поява квантових обчислень, і які напрями розв’язання цієї проблеми розвиваються.</w:t>
+      </w:r>
+    </w:p>
+    <w:bookmarkEnd w:id="26"/>
+    <w:bookmarkEnd w:id="27"/>
     <w:sectPr>
       <w:pgSz w:h="16838" w:orient="portrait" w:w="11906"/>
       <w:pgMar w:bottom="1134" w:footer="708" w:gutter="0" w:header="708" w:left="1418" w:right="851" w:top="1134"/>
@@ -4684,6 +5301,66 @@
     <w:abstractNumId w:val="991"/>
   </w:num>
   <w:num w:numId="1006">
+    <w:abstractNumId w:val="99411"/>
+    <w:lvlOverride w:ilvl="0">
+      <w:startOverride w:val="1"/>
+    </w:lvlOverride>
+    <w:lvlOverride w:ilvl="1">
+      <w:startOverride w:val="1"/>
+    </w:lvlOverride>
+    <w:lvlOverride w:ilvl="2">
+      <w:startOverride w:val="1"/>
+    </w:lvlOverride>
+    <w:lvlOverride w:ilvl="3">
+      <w:startOverride w:val="1"/>
+    </w:lvlOverride>
+    <w:lvlOverride w:ilvl="4">
+      <w:startOverride w:val="1"/>
+    </w:lvlOverride>
+    <w:lvlOverride w:ilvl="5">
+      <w:startOverride w:val="1"/>
+    </w:lvlOverride>
+    <w:lvlOverride w:ilvl="6">
+      <w:startOverride w:val="1"/>
+    </w:lvlOverride>
+    <w:lvlOverride w:ilvl="7">
+      <w:startOverride w:val="1"/>
+    </w:lvlOverride>
+    <w:lvlOverride w:ilvl="8">
+      <w:startOverride w:val="1"/>
+    </w:lvlOverride>
+  </w:num>
+  <w:num w:numId="1007">
+    <w:abstractNumId w:val="99411"/>
+    <w:lvlOverride w:ilvl="0">
+      <w:startOverride w:val="1"/>
+    </w:lvlOverride>
+    <w:lvlOverride w:ilvl="1">
+      <w:startOverride w:val="1"/>
+    </w:lvlOverride>
+    <w:lvlOverride w:ilvl="2">
+      <w:startOverride w:val="1"/>
+    </w:lvlOverride>
+    <w:lvlOverride w:ilvl="3">
+      <w:startOverride w:val="1"/>
+    </w:lvlOverride>
+    <w:lvlOverride w:ilvl="4">
+      <w:startOverride w:val="1"/>
+    </w:lvlOverride>
+    <w:lvlOverride w:ilvl="5">
+      <w:startOverride w:val="1"/>
+    </w:lvlOverride>
+    <w:lvlOverride w:ilvl="6">
+      <w:startOverride w:val="1"/>
+    </w:lvlOverride>
+    <w:lvlOverride w:ilvl="7">
+      <w:startOverride w:val="1"/>
+    </w:lvlOverride>
+    <w:lvlOverride w:ilvl="8">
+      <w:startOverride w:val="1"/>
+    </w:lvlOverride>
+  </w:num>
+  <w:num w:numId="1008">
     <w:abstractNumId w:val="99411"/>
     <w:lvlOverride w:ilvl="0">
       <w:startOverride w:val="1"/>
